--- a/lessons/9-1/downloads/9-1-notes-teacher.docx
+++ b/lessons/9-1/downloads/9-1-notes-teacher.docx
@@ -14,7 +14,7 @@
           <w:sz w:val="18"/>
           <w:szCs w:val="18"/>
         </w:rPr>
-        <w:t xml:space="preserve">UNIT 9  ·  LESSON 1      STANDARD 6.NS.6</w:t>
+        <w:t xml:space="preserve">UNIT 9  ·  LESSON 1      STANDARD 6.NOS.6</w:t>
       </w:r>
     </w:p>
     <w:p>
@@ -2634,6 +2634,32 @@
     </w:p>
     <w:p>
       <w:pPr>
+        <w:pStyle w:val="Heading2"/>
+        <w:spacing w:after="80" w:before="180"/>
+      </w:pPr>
+      <w:r>
+        <w:rPr>
+          <w:b/>
+          <w:bCs/>
+          <w:color w:val="12355B"/>
+          <w:sz w:val="24"/>
+          <w:szCs w:val="24"/>
+        </w:rPr>
+        <w:t xml:space="preserve">Level 1 Support</w:t>
+      </w:r>
+      <w:r>
+        <w:rPr>
+          <w:i/>
+          <w:iCs/>
+          <w:color w:val="1FA6A2"/>
+          <w:sz w:val="19"/>
+          <w:szCs w:val="19"/>
+        </w:rPr>
+        <w:t xml:space="preserve">   extra scaffolding</w:t>
+      </w:r>
+    </w:p>
+    <w:p>
+      <w:pPr>
         <w:keepNext/>
         <w:spacing w:after="60" w:before="160"/>
       </w:pPr>
@@ -2764,396 +2790,6 @@
     </w:tbl>
     <w:p>
       <w:pPr>
-        <w:keepNext/>
-        <w:spacing w:after="60" w:before="160"/>
-      </w:pPr>
-      <w:r>
-        <w:rPr>
-          <w:b/>
-          <w:bCs/>
-          <w:color w:val="12355B"/>
-          <w:sz w:val="22"/>
-          <w:szCs w:val="22"/>
-        </w:rPr>
-        <w:t xml:space="preserve">2.  </w:t>
-      </w:r>
-      <w:r>
-        <w:rPr>
-          <w:b/>
-          <w:bCs/>
-          <w:sz w:val="21"/>
-          <w:szCs w:val="21"/>
-        </w:rPr>
-        <w:t xml:space="preserve">Spot 1 — Captain Vega's first clue says the Sandy Dock is right 7 and up 2 from the origin. Which ordered pair names the Sandy Dock?</w:t>
-      </w:r>
-    </w:p>
-    <w:p>
-      <w:pPr>
-        <w:spacing w:after="40"/>
-        <w:ind w:left="420"/>
-      </w:pPr>
-      <w:r>
-        <w:rPr>
-          <w:sz w:val="20"/>
-          <w:szCs w:val="20"/>
-        </w:rPr>
-        <w:t xml:space="preserve">A)  (7, 2)</w:t>
-      </w:r>
-    </w:p>
-    <w:p>
-      <w:pPr>
-        <w:spacing w:after="40"/>
-        <w:ind w:left="420"/>
-      </w:pPr>
-      <w:r>
-        <w:rPr>
-          <w:sz w:val="20"/>
-          <w:szCs w:val="20"/>
-        </w:rPr>
-        <w:t xml:space="preserve">B)  (2, 7)</w:t>
-      </w:r>
-    </w:p>
-    <w:p>
-      <w:pPr>
-        <w:spacing w:after="40"/>
-        <w:ind w:left="420"/>
-      </w:pPr>
-      <w:r>
-        <w:rPr>
-          <w:sz w:val="20"/>
-          <w:szCs w:val="20"/>
-        </w:rPr>
-        <w:t xml:space="preserve">C)  (7, 0)</w:t>
-      </w:r>
-    </w:p>
-    <w:p>
-      <w:pPr>
-        <w:spacing w:after="40"/>
-        <w:ind w:left="420"/>
-      </w:pPr>
-      <w:r>
-        <w:rPr>
-          <w:sz w:val="20"/>
-          <w:szCs w:val="20"/>
-        </w:rPr>
-        <w:t xml:space="preserve">D)  (2, 2)</w:t>
-      </w:r>
-    </w:p>
-    <w:p>
-      <w:pPr>
-        <w:spacing w:after="20"/>
-      </w:pPr>
-      <w:r>
-        <w:t xml:space="preserve"/>
-      </w:r>
-    </w:p>
-    <w:tbl>
-      <w:tblPr>
-        <w:tblW w:type="pct" w:w="100%"/>
-        <w:tblBorders>
-          <w:top w:val="single" w:color="C7D2DD" w:sz="6"/>
-          <w:left w:val="single" w:color="C7D2DD" w:sz="6"/>
-          <w:bottom w:val="single" w:color="C7D2DD" w:sz="6"/>
-          <w:right w:val="single" w:color="C7D2DD" w:sz="6"/>
-          <w:insideH w:val="single" w:color="auto" w:sz="4"/>
-          <w:insideV w:val="single" w:color="auto" w:sz="4"/>
-        </w:tblBorders>
-      </w:tblPr>
-      <w:tblGrid>
-        <w:gridCol w:w="100"/>
-      </w:tblGrid>
-      <w:tr>
-        <w:tc>
-          <w:tcPr>
-            <w:shd w:fill="FBF3E2" w:color="auto" w:val="clear"/>
-            <w:tcMar>
-              <w:top w:type="dxa" w:w="60"/>
-              <w:left w:type="dxa" w:w="120"/>
-              <w:bottom w:type="dxa" w:w="60"/>
-              <w:right w:type="dxa" w:w="120"/>
-            </w:tcMar>
-          </w:tcPr>
-          <w:p>
-            <w:pPr>
-              <w:spacing w:after="0" w:line="320"/>
-            </w:pPr>
-            <w:r>
-              <w:t xml:space="preserve"/>
-            </w:r>
-          </w:p>
-          <w:p>
-            <w:pPr>
-              <w:spacing w:after="0" w:line="320"/>
-            </w:pPr>
-            <w:r>
-              <w:t xml:space="preserve"/>
-            </w:r>
-          </w:p>
-        </w:tc>
-      </w:tr>
-    </w:tbl>
-    <w:p>
-      <w:pPr>
-        <w:keepNext/>
-        <w:spacing w:after="60" w:before="160"/>
-      </w:pPr>
-      <w:r>
-        <w:rPr>
-          <w:b/>
-          <w:bCs/>
-          <w:color w:val="12355B"/>
-          <w:sz w:val="22"/>
-          <w:szCs w:val="22"/>
-        </w:rPr>
-        <w:t xml:space="preserve">3.  </w:t>
-      </w:r>
-      <w:r>
-        <w:rPr>
-          <w:b/>
-          <w:bCs/>
-          <w:sz w:val="21"/>
-          <w:szCs w:val="21"/>
-        </w:rPr>
-        <w:t xml:space="preserve">Spot 2 — The map marks the Lookout Tower at (4, 9). What does the 4 tell you to do from the origin?</w:t>
-      </w:r>
-    </w:p>
-    <w:p>
-      <w:pPr>
-        <w:spacing w:after="40"/>
-        <w:ind w:left="420"/>
-      </w:pPr>
-      <w:r>
-        <w:rPr>
-          <w:sz w:val="20"/>
-          <w:szCs w:val="20"/>
-        </w:rPr>
-        <w:t xml:space="preserve">A)  Move 4 units to the right along the x-axis</w:t>
-      </w:r>
-    </w:p>
-    <w:p>
-      <w:pPr>
-        <w:spacing w:after="40"/>
-        <w:ind w:left="420"/>
-      </w:pPr>
-      <w:r>
-        <w:rPr>
-          <w:sz w:val="20"/>
-          <w:szCs w:val="20"/>
-        </w:rPr>
-        <w:t xml:space="preserve">B)  Move 4 units up along the y-axis</w:t>
-      </w:r>
-    </w:p>
-    <w:p>
-      <w:pPr>
-        <w:spacing w:after="40"/>
-        <w:ind w:left="420"/>
-      </w:pPr>
-      <w:r>
-        <w:rPr>
-          <w:sz w:val="20"/>
-          <w:szCs w:val="20"/>
-        </w:rPr>
-        <w:t xml:space="preserve">C)  Move 4 units to the left</w:t>
-      </w:r>
-    </w:p>
-    <w:p>
-      <w:pPr>
-        <w:spacing w:after="40"/>
-        <w:ind w:left="420"/>
-      </w:pPr>
-      <w:r>
-        <w:rPr>
-          <w:sz w:val="20"/>
-          <w:szCs w:val="20"/>
-        </w:rPr>
-        <w:t xml:space="preserve">D)  Stay on the y-axis at 4</w:t>
-      </w:r>
-    </w:p>
-    <w:p>
-      <w:pPr>
-        <w:spacing w:after="20"/>
-      </w:pPr>
-      <w:r>
-        <w:t xml:space="preserve"/>
-      </w:r>
-    </w:p>
-    <w:tbl>
-      <w:tblPr>
-        <w:tblW w:type="pct" w:w="100%"/>
-        <w:tblBorders>
-          <w:top w:val="single" w:color="C7D2DD" w:sz="6"/>
-          <w:left w:val="single" w:color="C7D2DD" w:sz="6"/>
-          <w:bottom w:val="single" w:color="C7D2DD" w:sz="6"/>
-          <w:right w:val="single" w:color="C7D2DD" w:sz="6"/>
-          <w:insideH w:val="single" w:color="auto" w:sz="4"/>
-          <w:insideV w:val="single" w:color="auto" w:sz="4"/>
-        </w:tblBorders>
-      </w:tblPr>
-      <w:tblGrid>
-        <w:gridCol w:w="100"/>
-      </w:tblGrid>
-      <w:tr>
-        <w:tc>
-          <w:tcPr>
-            <w:shd w:fill="FBF3E2" w:color="auto" w:val="clear"/>
-            <w:tcMar>
-              <w:top w:type="dxa" w:w="60"/>
-              <w:left w:type="dxa" w:w="120"/>
-              <w:bottom w:type="dxa" w:w="60"/>
-              <w:right w:type="dxa" w:w="120"/>
-            </w:tcMar>
-          </w:tcPr>
-          <w:p>
-            <w:pPr>
-              <w:spacing w:after="0" w:line="320"/>
-            </w:pPr>
-            <w:r>
-              <w:t xml:space="preserve"/>
-            </w:r>
-          </w:p>
-          <w:p>
-            <w:pPr>
-              <w:spacing w:after="0" w:line="320"/>
-            </w:pPr>
-            <w:r>
-              <w:t xml:space="preserve"/>
-            </w:r>
-          </w:p>
-        </w:tc>
-      </w:tr>
-    </w:tbl>
-    <w:p>
-      <w:pPr>
-        <w:keepNext/>
-        <w:spacing w:after="60" w:before="160"/>
-      </w:pPr>
-      <w:r>
-        <w:rPr>
-          <w:b/>
-          <w:bCs/>
-          <w:color w:val="12355B"/>
-          <w:sz w:val="22"/>
-          <w:szCs w:val="22"/>
-        </w:rPr>
-        <w:t xml:space="preserve">4.  </w:t>
-      </w:r>
-      <w:r>
-        <w:rPr>
-          <w:b/>
-          <w:bCs/>
-          <w:sz w:val="21"/>
-          <w:szCs w:val="21"/>
-        </w:rPr>
-        <w:t xml:space="preserve">Spot 3 — Vega writes: 'The Coconut Grove is 3 across and 8 up.' Which point on the map is the Coconut Grove?</w:t>
-      </w:r>
-    </w:p>
-    <w:p>
-      <w:pPr>
-        <w:spacing w:after="40"/>
-        <w:ind w:left="420"/>
-      </w:pPr>
-      <w:r>
-        <w:rPr>
-          <w:sz w:val="20"/>
-          <w:szCs w:val="20"/>
-        </w:rPr>
-        <w:t xml:space="preserve">A)  (3, 8)</w:t>
-      </w:r>
-    </w:p>
-    <w:p>
-      <w:pPr>
-        <w:spacing w:after="40"/>
-        <w:ind w:left="420"/>
-      </w:pPr>
-      <w:r>
-        <w:rPr>
-          <w:sz w:val="20"/>
-          <w:szCs w:val="20"/>
-        </w:rPr>
-        <w:t xml:space="preserve">B)  (8, 3)</w:t>
-      </w:r>
-    </w:p>
-    <w:p>
-      <w:pPr>
-        <w:spacing w:after="40"/>
-        <w:ind w:left="420"/>
-      </w:pPr>
-      <w:r>
-        <w:rPr>
-          <w:sz w:val="20"/>
-          <w:szCs w:val="20"/>
-        </w:rPr>
-        <w:t xml:space="preserve">C)  (3, 3)</w:t>
-      </w:r>
-    </w:p>
-    <w:p>
-      <w:pPr>
-        <w:spacing w:after="40"/>
-        <w:ind w:left="420"/>
-      </w:pPr>
-      <w:r>
-        <w:rPr>
-          <w:sz w:val="20"/>
-          <w:szCs w:val="20"/>
-        </w:rPr>
-        <w:t xml:space="preserve">D)  (0, 8)</w:t>
-      </w:r>
-    </w:p>
-    <w:p>
-      <w:pPr>
-        <w:spacing w:after="20"/>
-      </w:pPr>
-      <w:r>
-        <w:t xml:space="preserve"/>
-      </w:r>
-    </w:p>
-    <w:tbl>
-      <w:tblPr>
-        <w:tblW w:type="pct" w:w="100%"/>
-        <w:tblBorders>
-          <w:top w:val="single" w:color="C7D2DD" w:sz="6"/>
-          <w:left w:val="single" w:color="C7D2DD" w:sz="6"/>
-          <w:bottom w:val="single" w:color="C7D2DD" w:sz="6"/>
-          <w:right w:val="single" w:color="C7D2DD" w:sz="6"/>
-          <w:insideH w:val="single" w:color="auto" w:sz="4"/>
-          <w:insideV w:val="single" w:color="auto" w:sz="4"/>
-        </w:tblBorders>
-      </w:tblPr>
-      <w:tblGrid>
-        <w:gridCol w:w="100"/>
-      </w:tblGrid>
-      <w:tr>
-        <w:tc>
-          <w:tcPr>
-            <w:shd w:fill="FBF3E2" w:color="auto" w:val="clear"/>
-            <w:tcMar>
-              <w:top w:type="dxa" w:w="60"/>
-              <w:left w:type="dxa" w:w="120"/>
-              <w:bottom w:type="dxa" w:w="60"/>
-              <w:right w:type="dxa" w:w="120"/>
-            </w:tcMar>
-          </w:tcPr>
-          <w:p>
-            <w:pPr>
-              <w:spacing w:after="0" w:line="320"/>
-            </w:pPr>
-            <w:r>
-              <w:t xml:space="preserve"/>
-            </w:r>
-          </w:p>
-          <w:p>
-            <w:pPr>
-              <w:spacing w:after="0" w:line="320"/>
-            </w:pPr>
-            <w:r>
-              <w:t xml:space="preserve"/>
-            </w:r>
-          </w:p>
-        </w:tc>
-      </w:tr>
-    </w:tbl>
-    <w:p>
-      <w:pPr>
         <w:pStyle w:val="Heading1"/>
         <w:pageBreakBefore/>
         <w:pBdr>
@@ -3522,23 +3158,17 @@
     </w:p>
     <w:p>
       <w:pPr>
-        <w:spacing w:after="80"/>
-      </w:pPr>
-      <w:r>
-        <w:rPr>
-          <w:b/>
-          <w:bCs/>
-          <w:sz w:val="21"/>
-          <w:szCs w:val="21"/>
-        </w:rPr>
-        <w:t xml:space="preserve">1.  </w:t>
-      </w:r>
-      <w:r>
-        <w:rPr>
-          <w:sz w:val="21"/>
-          <w:szCs w:val="21"/>
-        </w:rPr>
-        <w:t xml:space="preserve">A)  Move 6 units to the right</w:t>
+        <w:spacing w:after="100"/>
+      </w:pPr>
+      <w:r>
+        <w:rPr>
+          <w:b/>
+          <w:bCs/>
+          <w:color w:val="B97A12"/>
+          <w:sz w:val="20"/>
+          <w:szCs w:val="20"/>
+        </w:rPr>
+        <w:t xml:space="preserve">Watch for this mistake:  </w:t>
       </w:r>
       <w:r>
         <w:rPr>
@@ -3548,7 +3178,23 @@
           <w:sz w:val="19"/>
           <w:szCs w:val="19"/>
         </w:rPr>
-        <w:t xml:space="preserve">  — The first number (x-coordinate) tells you horizontal movement. 6 means go right 6 units from the origin.</w:t>
+        <w:t xml:space="preserve">A common mistake in Graph on the Coordinate Plane is swapping the order of the coordinates — moving up/down first instead of right/left first. For example, when plotting (5, 2), students often move up 5 and right 2, landing on the wrong point (2, 5) instead of (5, 2). Remember: the x-coordinate (first number) always tells you how far to move right or left along the x-axis; the y-coordinate (second number) tells you how far up or down along the y-axis.</w:t>
+      </w:r>
+    </w:p>
+    <w:p>
+      <w:pPr>
+        <w:pStyle w:val="Heading2"/>
+        <w:spacing w:after="80" w:before="180"/>
+      </w:pPr>
+      <w:r>
+        <w:rPr>
+          <w:b/>
+          <w:bCs/>
+          <w:color w:val="12355B"/>
+          <w:sz w:val="24"/>
+          <w:szCs w:val="24"/>
+        </w:rPr>
+        <w:t xml:space="preserve">Level 1 Support</w:t>
       </w:r>
     </w:p>
     <w:p>
@@ -3562,14 +3208,14 @@
           <w:sz w:val="21"/>
           <w:szCs w:val="21"/>
         </w:rPr>
-        <w:t xml:space="preserve">2.  </w:t>
-      </w:r>
-      <w:r>
-        <w:rPr>
-          <w:sz w:val="21"/>
-          <w:szCs w:val="21"/>
-        </w:rPr>
-        <w:t xml:space="preserve">A)  (7, 2)</w:t>
+        <w:t xml:space="preserve">1.  </w:t>
+      </w:r>
+      <w:r>
+        <w:rPr>
+          <w:sz w:val="21"/>
+          <w:szCs w:val="21"/>
+        </w:rPr>
+        <w:t xml:space="preserve">A)  Move 6 units to the right</w:t>
       </w:r>
       <w:r>
         <w:rPr>
@@ -3579,69 +3225,7 @@
           <w:sz w:val="19"/>
           <w:szCs w:val="19"/>
         </w:rPr>
-        <w:t xml:space="preserve">  — The x-coordinate is the sideways move (right 7) and the y-coordinate is the up move (up 2), so the Sandy Dock is (7, 2).</w:t>
-      </w:r>
-    </w:p>
-    <w:p>
-      <w:pPr>
-        <w:spacing w:after="80"/>
-      </w:pPr>
-      <w:r>
-        <w:rPr>
-          <w:b/>
-          <w:bCs/>
-          <w:sz w:val="21"/>
-          <w:szCs w:val="21"/>
-        </w:rPr>
-        <w:t xml:space="preserve">3.  </w:t>
-      </w:r>
-      <w:r>
-        <w:rPr>
-          <w:sz w:val="21"/>
-          <w:szCs w:val="21"/>
-        </w:rPr>
-        <w:t xml:space="preserve">A)  Move 4 units to the right along the x-axis</w:t>
-      </w:r>
-      <w:r>
-        <w:rPr>
-          <w:i/>
-          <w:iCs/>
-          <w:color w:val="5F6F80"/>
-          <w:sz w:val="19"/>
-          <w:szCs w:val="19"/>
-        </w:rPr>
-        <w:t xml:space="preserve">  — The first number in (x, y) is the x-coordinate, so 4 means move 4 units to the right along the x-axis before moving up.</w:t>
-      </w:r>
-    </w:p>
-    <w:p>
-      <w:pPr>
-        <w:spacing w:after="80"/>
-      </w:pPr>
-      <w:r>
-        <w:rPr>
-          <w:b/>
-          <w:bCs/>
-          <w:sz w:val="21"/>
-          <w:szCs w:val="21"/>
-        </w:rPr>
-        <w:t xml:space="preserve">4.  </w:t>
-      </w:r>
-      <w:r>
-        <w:rPr>
-          <w:sz w:val="21"/>
-          <w:szCs w:val="21"/>
-        </w:rPr>
-        <w:t xml:space="preserve">A)  (3, 8)</w:t>
-      </w:r>
-      <w:r>
-        <w:rPr>
-          <w:i/>
-          <w:iCs/>
-          <w:color w:val="5F6F80"/>
-          <w:sz w:val="19"/>
-          <w:szCs w:val="19"/>
-        </w:rPr>
-        <w:t xml:space="preserve">  — Across (3) is the x-coordinate and up (8) is the y-coordinate, so the Coconut Grove is at (3, 8).</w:t>
+        <w:t xml:space="preserve">  — The first number (x-coordinate) tells you horizontal movement. 6 means go right 6 units from the origin.</w:t>
       </w:r>
     </w:p>
     <w:p>

--- a/lessons/9-1/downloads/9-1-notes-teacher.docx
+++ b/lessons/9-1/downloads/9-1-notes-teacher.docx
@@ -1423,7 +1423,22 @@
           <w:sz w:val="30"/>
           <w:szCs w:val="30"/>
         </w:rPr>
-        <w:t xml:space="preserve">Worked Example</w:t>
+        <w:t xml:space="preserve">Write About the Math</w:t>
+      </w:r>
+    </w:p>
+    <w:p>
+      <w:pPr>
+        <w:spacing w:after="100"/>
+      </w:pPr>
+      <w:r>
+        <w:rPr>
+          <w:i/>
+          <w:iCs/>
+          <w:color w:val="5F6F80"/>
+          <w:sz w:val="19"/>
+          <w:szCs w:val="19"/>
+        </w:rPr>
+        <w:t xml:space="preserve">Use the support level you need. Every level answers the same math question.</w:t>
       </w:r>
     </w:p>
     <w:p>
@@ -1439,17 +1454,17 @@
           <w:sz w:val="24"/>
           <w:szCs w:val="24"/>
         </w:rPr>
-        <w:t xml:space="preserve">Watch &amp; Read</w:t>
+        <w:t xml:space="preserve">1. Understand the Question</w:t>
       </w:r>
       <w:r>
         <w:rPr>
           <w:i/>
           <w:iCs/>
-          <w:color w:val="1FA6A2"/>
-          <w:sz w:val="19"/>
-          <w:szCs w:val="19"/>
-        </w:rPr>
-        <w:t xml:space="preserve">   I Do — follow along with your teacher</w:t>
+          <w:color w:val="B97A12"/>
+          <w:sz w:val="19"/>
+          <w:szCs w:val="19"/>
+        </w:rPr>
+        <w:t xml:space="preserve">   explain</w:t>
       </w:r>
     </w:p>
     <w:tbl>
@@ -1484,25 +1499,44 @@
             </w:pPr>
             <w:r>
               <w:rPr>
+                <w:color w:val="1A2733"/>
+                <w:sz w:val="21"/>
+                <w:szCs w:val="21"/>
+              </w:rPr>
+              <w:t xml:space="preserve">You need to plot (4, 2). Walk your partner through every move you make from the origin, using the words x-axis and y-axis?</w:t>
+            </w:r>
+          </w:p>
+          <w:p>
+            <w:pPr>
+              <w:spacing w:after="0"/>
+            </w:pPr>
+            <w:r>
+              <w:rPr>
                 <w:b/>
                 <w:bCs/>
                 <w:color w:val="12355B"/>
-                <w:sz w:val="22"/>
-                <w:szCs w:val="22"/>
-              </w:rPr>
-              <w:t xml:space="preserve">Treasure Map Navigation</w:t>
-            </w:r>
-          </w:p>
-          <w:p>
-            <w:pPr>
-              <w:spacing w:after="0"/>
-            </w:pPr>
-            <w:r>
-              <w:rPr>
-                <w:sz w:val="21"/>
-                <w:szCs w:val="21"/>
-              </w:rPr>
-              <w:t xml:space="preserve">Captain Vega left a treasure map, but instead of an 'X marks the spot,' she hid the directions as ordered pairs! To find the treasure, you need to plot each point on the coordinate plane and connect them in order. The first clue says: Start at (2, 1), then go to (5, 4), then (8, 1).</w:t>
+                <w:sz w:val="20"/>
+                <w:szCs w:val="20"/>
+              </w:rPr>
+              <w:t xml:space="preserve">Your job:  </w:t>
+            </w:r>
+            <w:r>
+              <w:rPr>
+                <w:sz w:val="20"/>
+                <w:szCs w:val="20"/>
+              </w:rPr>
+              <w:t xml:space="preserve">Answer the question. Use math evidence. Explain how the evidence proves your answer.</w:t>
+            </w:r>
+            <w:r>
+              <w:rPr>
+                <w:i/>
+                <w:iCs/>
+                <w:color w:val="5F6F80"/>
+                <w:sz w:val="18"/>
+                <w:szCs w:val="18"/>
+              </w:rPr>
+              <w:br/>
+              <w:t xml:space="preserve">Responde la pregunta. Usa evidencia matemática. Explica cómo la evidencia demuestra tu respuesta.</w:t>
             </w:r>
           </w:p>
         </w:tc>
@@ -1510,94 +1544,6 @@
     </w:tbl>
     <w:p>
       <w:pPr>
-        <w:spacing w:after="80"/>
-      </w:pPr>
-      <w:r>
-        <w:t xml:space="preserve"/>
-      </w:r>
-    </w:p>
-    <w:p>
-      <w:pPr>
-        <w:spacing w:after="50" w:before="60"/>
-      </w:pPr>
-      <w:r>
-        <w:rPr>
-          <w:b/>
-          <w:bCs/>
-          <w:color w:val="12355B"/>
-          <w:sz w:val="21"/>
-          <w:szCs w:val="21"/>
-        </w:rPr>
-        <w:t xml:space="preserve">Think about:</w:t>
-      </w:r>
-    </w:p>
-    <w:p>
-      <w:pPr>
-        <w:spacing w:after="40"/>
-        <w:ind w:left="300"/>
-      </w:pPr>
-      <w:r>
-        <w:rPr>
-          <w:sz w:val="20"/>
-          <w:szCs w:val="20"/>
-        </w:rPr>
-        <w:t xml:space="preserve">•  What shape will the three points make when connected?</w:t>
-      </w:r>
-    </w:p>
-    <w:p>
-      <w:pPr>
-        <w:spacing w:after="40"/>
-        <w:ind w:left="300"/>
-      </w:pPr>
-      <w:r>
-        <w:rPr>
-          <w:sz w:val="20"/>
-          <w:szCs w:val="20"/>
-        </w:rPr>
-        <w:t xml:space="preserve">•  Which number tells you how far right/left? Which tells you up/down?</w:t>
-      </w:r>
-    </w:p>
-    <w:p>
-      <w:pPr>
-        <w:spacing w:after="40"/>
-        <w:ind w:left="300"/>
-      </w:pPr>
-      <w:r>
-        <w:rPr>
-          <w:sz w:val="20"/>
-          <w:szCs w:val="20"/>
-        </w:rPr>
-        <w:t xml:space="preserve">•  Why is the ORDER in an ordered pair important?</w:t>
-      </w:r>
-    </w:p>
-    <w:p>
-      <w:pPr>
-        <w:spacing w:after="40"/>
-        <w:ind w:left="300"/>
-      </w:pPr>
-      <w:r>
-        <w:rPr>
-          <w:sz w:val="20"/>
-          <w:szCs w:val="20"/>
-        </w:rPr>
-        <w:t xml:space="preserve">•  What if one of the coordinates was negative?</w:t>
-      </w:r>
-    </w:p>
-    <w:p>
-      <w:pPr>
-        <w:spacing w:after="40"/>
-        <w:ind w:left="300"/>
-      </w:pPr>
-      <w:r>
-        <w:rPr>
-          <w:sz w:val="20"/>
-          <w:szCs w:val="20"/>
-        </w:rPr>
-        <w:t xml:space="preserve">•  How would you describe a location without a coordinate plane?</w:t>
-      </w:r>
-    </w:p>
-    <w:p>
-      <w:pPr>
         <w:pStyle w:val="Heading2"/>
         <w:spacing w:after="80" w:before="180"/>
       </w:pPr>
@@ -1609,7 +1555,7 @@
           <w:sz w:val="24"/>
           <w:szCs w:val="24"/>
         </w:rPr>
-        <w:t xml:space="preserve">Solved Example</w:t>
+        <w:t xml:space="preserve">2. Plan Your Math Words</w:t>
       </w:r>
       <w:r>
         <w:rPr>
@@ -1619,172 +1565,299 @@
           <w:sz w:val="19"/>
           <w:szCs w:val="19"/>
         </w:rPr>
-        <w:t xml:space="preserve">   I Do — watch each step</w:t>
-      </w:r>
-    </w:p>
-    <w:p>
-      <w:pPr>
-        <w:keepNext/>
-        <w:spacing w:after="40"/>
-      </w:pPr>
-      <w:r>
-        <w:rPr>
-          <w:b/>
-          <w:bCs/>
-          <w:color w:val="12355B"/>
-          <w:sz w:val="21"/>
-          <w:szCs w:val="21"/>
-        </w:rPr>
-        <w:t xml:space="preserve">Problem:  </w:t>
-      </w:r>
-      <w:r>
-        <w:rPr>
-          <w:sz w:val="21"/>
-          <w:szCs w:val="21"/>
-        </w:rPr>
-        <w:t xml:space="preserve">Which ordered pair names a point 3 units right and 7 units up from the origin?</w:t>
-      </w:r>
-    </w:p>
-    <w:p>
-      <w:pPr>
-        <w:spacing w:after="30"/>
-        <w:ind w:left="420"/>
-      </w:pPr>
-      <w:r>
-        <w:rPr>
+        <w:t xml:space="preserve">   check at least two</w:t>
+      </w:r>
+    </w:p>
+    <w:p>
+      <w:pPr>
+        <w:spacing w:after="60"/>
+      </w:pPr>
+      <w:r>
+        <w:rPr>
+          <w:b/>
+          <w:bCs/>
+          <w:color w:val="1FA6A2"/>
+          <w:sz w:val="22"/>
+          <w:szCs w:val="22"/>
+        </w:rPr>
+        <w:t xml:space="preserve">☐  </w:t>
+      </w:r>
+      <w:r>
+        <w:rPr>
+          <w:b/>
+          <w:bCs/>
+          <w:color w:val="12355B"/>
           <w:sz w:val="20"/>
           <w:szCs w:val="20"/>
         </w:rPr>
-        <w:t xml:space="preserve">A)  (3, 7)</w:t>
-      </w:r>
-    </w:p>
-    <w:p>
-      <w:pPr>
-        <w:spacing w:after="30"/>
-        <w:ind w:left="420"/>
-      </w:pPr>
+        <w:t xml:space="preserve">Coordinate plane — </w:t>
+      </w:r>
       <w:r>
         <w:rPr>
           <w:sz w:val="20"/>
           <w:szCs w:val="20"/>
         </w:rPr>
-        <w:t xml:space="preserve">B)  (7, 3)</w:t>
-      </w:r>
-    </w:p>
-    <w:p>
-      <w:pPr>
-        <w:spacing w:after="30"/>
-        <w:ind w:left="420"/>
-      </w:pPr>
-      <w:r>
-        <w:rPr>
+        <w:t xml:space="preserve">A grid with a line going across and a line going up that cross.</w:t>
+      </w:r>
+      <w:r>
+        <w:rPr>
+          <w:i/>
+          <w:iCs/>
+          <w:color w:val="5F6F80"/>
+          <w:sz w:val="18"/>
+          <w:szCs w:val="18"/>
+        </w:rPr>
+        <w:br/>
+        <w:t xml:space="preserve">Plano cartesiano — Una cuadrícula con una línea horizontal y una vertical que se cruzan.</w:t>
+      </w:r>
+    </w:p>
+    <w:p>
+      <w:pPr>
+        <w:spacing w:after="60"/>
+      </w:pPr>
+      <w:r>
+        <w:rPr>
+          <w:b/>
+          <w:bCs/>
+          <w:color w:val="1FA6A2"/>
+          <w:sz w:val="22"/>
+          <w:szCs w:val="22"/>
+        </w:rPr>
+        <w:t xml:space="preserve">☐  </w:t>
+      </w:r>
+      <w:r>
+        <w:rPr>
+          <w:b/>
+          <w:bCs/>
+          <w:color w:val="12355B"/>
           <w:sz w:val="20"/>
           <w:szCs w:val="20"/>
         </w:rPr>
-        <w:t xml:space="preserve">C)  (3, 3)</w:t>
-      </w:r>
-    </w:p>
-    <w:p>
-      <w:pPr>
-        <w:spacing w:after="30"/>
-        <w:ind w:left="420"/>
-      </w:pPr>
+        <w:t xml:space="preserve">Ordered pair — </w:t>
+      </w:r>
       <w:r>
         <w:rPr>
           <w:sz w:val="20"/>
           <w:szCs w:val="20"/>
         </w:rPr>
-        <w:t xml:space="preserve">D)  (0, 7)</w:t>
-      </w:r>
-    </w:p>
-    <w:p>
-      <w:pPr>
-        <w:spacing w:after="20" w:before="50"/>
+        <w:t xml:space="preserve">Two numbers (x, y) that tell where a point is on a grid.</w:t>
+      </w:r>
+      <w:r>
+        <w:rPr>
+          <w:i/>
+          <w:iCs/>
+          <w:color w:val="5F6F80"/>
+          <w:sz w:val="18"/>
+          <w:szCs w:val="18"/>
+        </w:rPr>
+        <w:br/>
+        <w:t xml:space="preserve">Par ordenado — Dos números (x, y) que dicen dónde está un punto en una cuadrícula.</w:t>
+      </w:r>
+    </w:p>
+    <w:p>
+      <w:pPr>
+        <w:spacing w:after="60"/>
       </w:pPr>
       <w:r>
         <w:rPr>
           <w:b/>
           <w:bCs/>
           <w:color w:val="1FA6A2"/>
-          <w:sz w:val="21"/>
-          <w:szCs w:val="21"/>
-        </w:rPr>
-        <w:t xml:space="preserve">Step 1:  </w:t>
-      </w:r>
-      <w:r>
-        <w:rPr>
-          <w:sz w:val="21"/>
-          <w:szCs w:val="21"/>
-        </w:rPr>
-        <w:t xml:space="preserve">The first coordinate is horizontal (right 3), the second is vertical (up 7).</w:t>
-      </w:r>
-    </w:p>
-    <w:p>
-      <w:pPr>
-        <w:spacing w:after="20" w:before="50"/>
+          <w:sz w:val="22"/>
+          <w:szCs w:val="22"/>
+        </w:rPr>
+        <w:t xml:space="preserve">☐  </w:t>
+      </w:r>
+      <w:r>
+        <w:rPr>
+          <w:b/>
+          <w:bCs/>
+          <w:color w:val="12355B"/>
+          <w:sz w:val="20"/>
+          <w:szCs w:val="20"/>
+        </w:rPr>
+        <w:t xml:space="preserve">Origin — </w:t>
+      </w:r>
+      <w:r>
+        <w:rPr>
+          <w:sz w:val="20"/>
+          <w:szCs w:val="20"/>
+        </w:rPr>
+        <w:t xml:space="preserve">The point (0, 0) where the two grid lines cross.</w:t>
+      </w:r>
+      <w:r>
+        <w:rPr>
+          <w:i/>
+          <w:iCs/>
+          <w:color w:val="5F6F80"/>
+          <w:sz w:val="18"/>
+          <w:szCs w:val="18"/>
+        </w:rPr>
+        <w:br/>
+        <w:t xml:space="preserve">Origen — El punto (0, 0) donde se cruzan las dos líneas de la cuadrícula.</w:t>
+      </w:r>
+    </w:p>
+    <w:p>
+      <w:pPr>
+        <w:spacing w:after="60"/>
       </w:pPr>
       <w:r>
         <w:rPr>
           <w:b/>
           <w:bCs/>
           <w:color w:val="1FA6A2"/>
-          <w:sz w:val="21"/>
-          <w:szCs w:val="21"/>
-        </w:rPr>
-        <w:t xml:space="preserve">Step 2:  </w:t>
-      </w:r>
-      <w:r>
-        <w:rPr>
-          <w:sz w:val="21"/>
-          <w:szCs w:val="21"/>
-        </w:rPr>
-        <w:t xml:space="preserve">So (3, 7).</w:t>
-      </w:r>
-    </w:p>
-    <w:p>
-      <w:pPr>
-        <w:spacing w:after="40" w:before="60"/>
-      </w:pPr>
-      <w:r>
-        <w:rPr>
-          <w:b/>
-          <w:bCs/>
-          <w:color w:val="12355B"/>
-          <w:sz w:val="21"/>
-          <w:szCs w:val="21"/>
-        </w:rPr>
-        <w:t xml:space="preserve">Answer:  </w:t>
-      </w:r>
-      <w:r>
-        <w:rPr>
-          <w:b/>
-          <w:bCs/>
-          <w:sz w:val="21"/>
-          <w:szCs w:val="21"/>
-        </w:rPr>
-        <w:t xml:space="preserve">A. (3, 7)</w:t>
-      </w:r>
-    </w:p>
-    <w:p>
-      <w:pPr>
-        <w:pStyle w:val="Heading1"/>
-        <w:pageBreakBefore/>
-        <w:pBdr>
-          <w:bottom w:val="single" w:color="1FA6A2" w:sz="14" w:space="6"/>
-        </w:pBdr>
-        <w:spacing w:after="140" w:before="0"/>
-      </w:pPr>
-      <w:r>
-        <w:rPr>
-          <w:b/>
-          <w:bCs/>
-          <w:color w:val="12355B"/>
-          <w:sz w:val="30"/>
-          <w:szCs w:val="30"/>
-        </w:rPr>
-        <w:t xml:space="preserve">Guided Practice</w:t>
-      </w:r>
-    </w:p>
+          <w:sz w:val="22"/>
+          <w:szCs w:val="22"/>
+        </w:rPr>
+        <w:t xml:space="preserve">☐  </w:t>
+      </w:r>
+      <w:r>
+        <w:rPr>
+          <w:b/>
+          <w:bCs/>
+          <w:color w:val="12355B"/>
+          <w:sz w:val="20"/>
+          <w:szCs w:val="20"/>
+        </w:rPr>
+        <w:t xml:space="preserve">Quadrant — </w:t>
+      </w:r>
+      <w:r>
+        <w:rPr>
+          <w:sz w:val="20"/>
+          <w:szCs w:val="20"/>
+        </w:rPr>
+        <w:t xml:space="preserve">One of the four parts of a coordinate grid.</w:t>
+      </w:r>
+      <w:r>
+        <w:rPr>
+          <w:i/>
+          <w:iCs/>
+          <w:color w:val="5F6F80"/>
+          <w:sz w:val="18"/>
+          <w:szCs w:val="18"/>
+        </w:rPr>
+        <w:br/>
+        <w:t xml:space="preserve">Cuadrante — Una de las cuatro partes de una cuadrícula de coordenadas.</w:t>
+      </w:r>
+    </w:p>
+    <w:p>
+      <w:pPr>
+        <w:spacing w:after="60"/>
+      </w:pPr>
+      <w:r>
+        <w:rPr>
+          <w:b/>
+          <w:bCs/>
+          <w:color w:val="1FA6A2"/>
+          <w:sz w:val="22"/>
+          <w:szCs w:val="22"/>
+        </w:rPr>
+        <w:t xml:space="preserve">☐  </w:t>
+      </w:r>
+      <w:r>
+        <w:rPr>
+          <w:b/>
+          <w:bCs/>
+          <w:color w:val="12355B"/>
+          <w:sz w:val="20"/>
+          <w:szCs w:val="20"/>
+        </w:rPr>
+        <w:t xml:space="preserve">Reflection — </w:t>
+      </w:r>
+      <w:r>
+        <w:rPr>
+          <w:sz w:val="20"/>
+          <w:szCs w:val="20"/>
+        </w:rPr>
+        <w:t xml:space="preserve">A flipped, mirror image across a line.</w:t>
+      </w:r>
+      <w:r>
+        <w:rPr>
+          <w:i/>
+          <w:iCs/>
+          <w:color w:val="5F6F80"/>
+          <w:sz w:val="18"/>
+          <w:szCs w:val="18"/>
+        </w:rPr>
+        <w:br/>
+        <w:t xml:space="preserve">Reflexión — Una imagen reflejada al otro lado de una línea.</w:t>
+      </w:r>
+    </w:p>
+    <w:tbl>
+      <w:tblPr>
+        <w:tblW w:type="pct" w:w="100%"/>
+        <w:tblBorders>
+          <w:top w:val="single" w:color="1FA6A2" w:sz="8"/>
+          <w:left w:val="single" w:color="1FA6A2" w:sz="8"/>
+          <w:bottom w:val="single" w:color="1FA6A2" w:sz="8"/>
+          <w:right w:val="single" w:color="1FA6A2" w:sz="8"/>
+          <w:insideH w:val="single" w:color="auto" w:sz="4"/>
+          <w:insideV w:val="single" w:color="auto" w:sz="4"/>
+        </w:tblBorders>
+      </w:tblPr>
+      <w:tblGrid>
+        <w:gridCol w:w="100"/>
+      </w:tblGrid>
+      <w:tr>
+        <w:tc>
+          <w:tcPr>
+            <w:shd w:fill="F7FFFD" w:color="auto" w:val="clear"/>
+            <w:tcMar>
+              <w:top w:type="dxa" w:w="120"/>
+              <w:left w:type="dxa" w:w="180"/>
+              <w:bottom w:type="dxa" w:w="120"/>
+              <w:right w:type="dxa" w:w="180"/>
+            </w:tcMar>
+          </w:tcPr>
+          <w:p>
+            <w:pPr>
+              <w:spacing w:after="50"/>
+            </w:pPr>
+            <w:r>
+              <w:rPr>
+                <w:b/>
+                <w:bCs/>
+                <w:color w:val="1FA6A2"/>
+                <w:sz w:val="20"/>
+                <w:szCs w:val="20"/>
+              </w:rPr>
+              <w:t xml:space="preserve">Say it first:  </w:t>
+            </w:r>
+            <w:r>
+              <w:rPr>
+                <w:sz w:val="20"/>
+                <w:szCs w:val="20"/>
+              </w:rPr>
+              <w:t xml:space="preserve">Say your idea to a partner or quietly to yourself before you write.</w:t>
+            </w:r>
+          </w:p>
+          <w:p>
+            <w:pPr>
+              <w:spacing w:after="60"/>
+            </w:pPr>
+            <w:r>
+              <w:rPr>
+                <w:color w:val="1A2733"/>
+                <w:sz w:val="21"/>
+                <w:szCs w:val="21"/>
+              </w:rPr>
+              <w:t xml:space="preserve">I move ___ units along the x-axis.</w:t>
+            </w:r>
+            <w:r>
+              <w:rPr>
+                <w:i/>
+                <w:iCs/>
+                <w:color w:val="5F6F80"/>
+                <w:sz w:val="19"/>
+                <w:szCs w:val="19"/>
+              </w:rPr>
+              <w:br/>
+              <w:t xml:space="preserve">Me muevo ___ unidades por el eje x.</w:t>
+            </w:r>
+          </w:p>
+        </w:tc>
+      </w:tr>
+    </w:tbl>
     <w:p>
       <w:pPr>
         <w:pStyle w:val="Heading2"/>
@@ -1798,181 +1871,17 @@
           <w:sz w:val="24"/>
           <w:szCs w:val="24"/>
         </w:rPr>
-        <w:t xml:space="preserve">Solve Together</w:t>
+        <w:t xml:space="preserve">3. Build Your Explanation</w:t>
       </w:r>
       <w:r>
         <w:rPr>
           <w:i/>
           <w:iCs/>
-          <w:color w:val="6B4FA0"/>
-          <w:sz w:val="19"/>
-          <w:szCs w:val="19"/>
-        </w:rPr>
-        <w:t xml:space="preserve">   We Do — work with your class</w:t>
-      </w:r>
-    </w:p>
-    <w:p>
-      <w:pPr>
-        <w:keepNext/>
-        <w:spacing w:after="40" w:before="40"/>
-      </w:pPr>
-      <w:r>
-        <w:rPr>
-          <w:b/>
-          <w:bCs/>
-          <w:color w:val="12355B"/>
-          <w:sz w:val="21"/>
-          <w:szCs w:val="21"/>
-        </w:rPr>
-        <w:t xml:space="preserve">Problem:  </w:t>
-      </w:r>
-      <w:r>
-        <w:rPr>
-          <w:sz w:val="21"/>
-          <w:szCs w:val="21"/>
-        </w:rPr>
-        <w:t xml:space="preserve">What are the coordinates of the origin?</w:t>
-      </w:r>
-    </w:p>
-    <w:p>
-      <w:pPr>
-        <w:spacing w:after="30"/>
-        <w:ind w:left="420"/>
-      </w:pPr>
-      <w:r>
-        <w:rPr>
-          <w:sz w:val="20"/>
-          <w:szCs w:val="20"/>
-        </w:rPr>
-        <w:t xml:space="preserve">A)  (0, 0)</w:t>
-      </w:r>
-    </w:p>
-    <w:p>
-      <w:pPr>
-        <w:spacing w:after="30"/>
-        <w:ind w:left="420"/>
-      </w:pPr>
-      <w:r>
-        <w:rPr>
-          <w:sz w:val="20"/>
-          <w:szCs w:val="20"/>
-        </w:rPr>
-        <w:t xml:space="preserve">B)  (1, 1)</w:t>
-      </w:r>
-    </w:p>
-    <w:p>
-      <w:pPr>
-        <w:spacing w:after="30"/>
-        <w:ind w:left="420"/>
-      </w:pPr>
-      <w:r>
-        <w:rPr>
-          <w:sz w:val="20"/>
-          <w:szCs w:val="20"/>
-        </w:rPr>
-        <w:t xml:space="preserve">C)  (0, 1)</w:t>
-      </w:r>
-    </w:p>
-    <w:p>
-      <w:pPr>
-        <w:spacing w:after="30"/>
-        <w:ind w:left="420"/>
-      </w:pPr>
-      <w:r>
-        <w:rPr>
-          <w:sz w:val="20"/>
-          <w:szCs w:val="20"/>
-        </w:rPr>
-        <w:t xml:space="preserve">D)  (1, 0)</w:t>
-      </w:r>
-    </w:p>
-    <w:p>
-      <w:pPr>
-        <w:keepNext/>
-        <w:spacing w:after="0" w:before="50"/>
-      </w:pPr>
-      <w:r>
-        <w:rPr>
-          <w:b/>
-          <w:bCs/>
-          <w:color w:val="6B4FA0"/>
-          <w:sz w:val="21"/>
-          <w:szCs w:val="21"/>
-        </w:rPr>
-        <w:t xml:space="preserve">Step 1:</w:t>
-      </w:r>
-    </w:p>
-    <w:p>
-      <w:pPr>
-        <w:pBdr>
-          <w:bottom w:val="single" w:color="AFBECC" w:sz="6"/>
-        </w:pBdr>
-        <w:spacing w:after="30" w:before="150"/>
-      </w:pPr>
-      <w:r>
-        <w:t xml:space="preserve"/>
-      </w:r>
-    </w:p>
-    <w:p>
-      <w:pPr>
-        <w:keepNext/>
-        <w:spacing w:after="0" w:before="50"/>
-      </w:pPr>
-      <w:r>
-        <w:rPr>
-          <w:b/>
-          <w:bCs/>
-          <w:color w:val="6B4FA0"/>
-          <w:sz w:val="21"/>
-          <w:szCs w:val="21"/>
-        </w:rPr>
-        <w:t xml:space="preserve">Step 2:</w:t>
-      </w:r>
-    </w:p>
-    <w:p>
-      <w:pPr>
-        <w:pBdr>
-          <w:bottom w:val="single" w:color="AFBECC" w:sz="6"/>
-        </w:pBdr>
-        <w:spacing w:after="30" w:before="150"/>
-      </w:pPr>
-      <w:r>
-        <w:t xml:space="preserve"/>
-      </w:r>
-    </w:p>
-    <w:p>
-      <w:pPr>
-        <w:keepNext/>
-        <w:spacing w:after="0" w:before="60"/>
-      </w:pPr>
-      <w:r>
-        <w:rPr>
-          <w:b/>
-          <w:bCs/>
-          <w:color w:val="12355B"/>
-          <w:sz w:val="21"/>
-          <w:szCs w:val="21"/>
-        </w:rPr>
-        <w:t xml:space="preserve">Answer:</w:t>
-      </w:r>
-    </w:p>
-    <w:p>
-      <w:pPr>
-        <w:pBdr>
-          <w:bottom w:val="single" w:color="AFBECC" w:sz="6"/>
-        </w:pBdr>
-        <w:spacing w:after="30" w:before="150"/>
-      </w:pPr>
-      <w:r>
-        <w:t xml:space="preserve"/>
-      </w:r>
-    </w:p>
-    <w:p>
-      <w:pPr>
-        <w:spacing w:after="80"/>
-      </w:pPr>
-      <w:r>
-        <w:t xml:space="preserve"/>
+          <w:color w:val="B97A12"/>
+          <w:sz w:val="19"/>
+          <w:szCs w:val="19"/>
+        </w:rPr>
+        <w:t xml:space="preserve">   choose your support</w:t>
       </w:r>
     </w:p>
     <w:tbl>
@@ -2003,6 +1912,1393 @@
           </w:tcPr>
           <w:p>
             <w:pPr>
+              <w:spacing w:after="50"/>
+            </w:pPr>
+            <w:r>
+              <w:rPr>
+                <w:i/>
+                <w:iCs/>
+                <w:color w:val="5F6F80"/>
+                <w:sz w:val="19"/>
+                <w:szCs w:val="19"/>
+              </w:rPr>
+              <w:t xml:space="preserve">This model shows the parts of an explanation. It does not answer your writing question.</w:t>
+            </w:r>
+          </w:p>
+          <w:p>
+            <w:pPr>
+              <w:spacing w:after="80"/>
+            </w:pPr>
+            <w:r>
+              <w:rPr>
+                <w:b/>
+                <w:bCs/>
+                <w:color w:val="12355B"/>
+                <w:sz w:val="19"/>
+                <w:szCs w:val="19"/>
+              </w:rPr>
+              <w:t xml:space="preserve">Claim:  </w:t>
+            </w:r>
+            <w:r>
+              <w:rPr>
+                <w:sz w:val="19"/>
+                <w:szCs w:val="19"/>
+              </w:rPr>
+              <w:t xml:space="preserve">We start at the origin and move along the x-axis first because ___.</w:t>
+            </w:r>
+          </w:p>
+          <w:p>
+            <w:pPr>
+              <w:spacing w:after="80"/>
+            </w:pPr>
+            <w:r>
+              <w:rPr>
+                <w:b/>
+                <w:bCs/>
+                <w:color w:val="12355B"/>
+                <w:sz w:val="19"/>
+                <w:szCs w:val="19"/>
+              </w:rPr>
+              <w:t xml:space="preserve">Evidence:  </w:t>
+            </w:r>
+            <w:r>
+              <w:rPr>
+                <w:sz w:val="19"/>
+                <w:szCs w:val="19"/>
+              </w:rPr>
+              <w:t xml:space="preserve">Student states the x-coordinate is the sideways (horizontal) move and the y-coordinate is the up/down (vertical) move, both starting from the origin.</w:t>
+            </w:r>
+          </w:p>
+          <w:p>
+            <w:pPr>
+              <w:spacing w:after="80"/>
+            </w:pPr>
+            <w:r>
+              <w:rPr>
+                <w:b/>
+                <w:bCs/>
+                <w:color w:val="12355B"/>
+                <w:sz w:val="19"/>
+                <w:szCs w:val="19"/>
+              </w:rPr>
+              <w:t xml:space="preserve">Reasoning:  </w:t>
+            </w:r>
+            <w:r>
+              <w:rPr>
+                <w:sz w:val="19"/>
+                <w:szCs w:val="19"/>
+              </w:rPr>
+              <w:t xml:space="preserve">This evidence connects the definition of coordinate plane to the mathematical claim.</w:t>
+            </w:r>
+          </w:p>
+        </w:tc>
+      </w:tr>
+    </w:tbl>
+    <w:p>
+      <w:pPr>
+        <w:pStyle w:val="Heading2"/>
+        <w:spacing w:after="80" w:before="180"/>
+      </w:pPr>
+      <w:r>
+        <w:rPr>
+          <w:b/>
+          <w:bCs/>
+          <w:color w:val="12355B"/>
+          <w:sz w:val="24"/>
+          <w:szCs w:val="24"/>
+        </w:rPr>
+        <w:t xml:space="preserve">Start</w:t>
+      </w:r>
+      <w:r>
+        <w:rPr>
+          <w:i/>
+          <w:iCs/>
+          <w:color w:val="1FA6A2"/>
+          <w:sz w:val="19"/>
+          <w:szCs w:val="19"/>
+        </w:rPr>
+        <w:t xml:space="preserve">   Most language support</w:t>
+      </w:r>
+    </w:p>
+    <w:p>
+      <w:pPr>
+        <w:spacing w:after="60"/>
+      </w:pPr>
+      <w:r>
+        <w:rPr>
+          <w:color w:val="1A2733"/>
+          <w:sz w:val="21"/>
+          <w:szCs w:val="21"/>
+        </w:rPr>
+        <w:t xml:space="preserve">Complete the frames. Use the word bank.</w:t>
+      </w:r>
+      <w:r>
+        <w:rPr>
+          <w:i/>
+          <w:iCs/>
+          <w:color w:val="5F6F80"/>
+          <w:sz w:val="19"/>
+          <w:szCs w:val="19"/>
+        </w:rPr>
+        <w:br/>
+        <w:t xml:space="preserve">Completa las oraciones. Usa el banco de palabras.</w:t>
+      </w:r>
+    </w:p>
+    <w:p>
+      <w:pPr>
+        <w:spacing w:after="60"/>
+      </w:pPr>
+      <w:r>
+        <w:rPr>
+          <w:color w:val="1A2733"/>
+          <w:sz w:val="21"/>
+          <w:szCs w:val="21"/>
+        </w:rPr>
+        <w:t xml:space="preserve">I move ___ units along the x-axis.</w:t>
+      </w:r>
+      <w:r>
+        <w:rPr>
+          <w:i/>
+          <w:iCs/>
+          <w:color w:val="5F6F80"/>
+          <w:sz w:val="19"/>
+          <w:szCs w:val="19"/>
+        </w:rPr>
+        <w:br/>
+        <w:t xml:space="preserve">Me muevo ___ unidades por el eje x.</w:t>
+      </w:r>
+    </w:p>
+    <w:p>
+      <w:pPr>
+        <w:spacing w:after="60"/>
+      </w:pPr>
+      <w:r>
+        <w:rPr>
+          <w:color w:val="1A2733"/>
+          <w:sz w:val="21"/>
+          <w:szCs w:val="21"/>
+        </w:rPr>
+        <w:t xml:space="preserve">Then I move ___ units along the y-axis.</w:t>
+      </w:r>
+      <w:r>
+        <w:rPr>
+          <w:i/>
+          <w:iCs/>
+          <w:color w:val="5F6F80"/>
+          <w:sz w:val="19"/>
+          <w:szCs w:val="19"/>
+        </w:rPr>
+        <w:br/>
+        <w:t xml:space="preserve">Luego me muevo ___ unidades por el eje y.</w:t>
+      </w:r>
+    </w:p>
+    <w:tbl>
+      <w:tblPr>
+        <w:tblW w:type="pct" w:w="100%"/>
+        <w:tblBorders>
+          <w:top w:val="single" w:color="C7D2DD" w:sz="6"/>
+          <w:left w:val="single" w:color="C7D2DD" w:sz="6"/>
+          <w:bottom w:val="single" w:color="C7D2DD" w:sz="6"/>
+          <w:right w:val="single" w:color="C7D2DD" w:sz="6"/>
+          <w:insideH w:val="single" w:color="auto" w:sz="4"/>
+          <w:insideV w:val="single" w:color="auto" w:sz="4"/>
+        </w:tblBorders>
+      </w:tblPr>
+      <w:tblGrid>
+        <w:gridCol w:w="100"/>
+      </w:tblGrid>
+      <w:tr>
+        <w:tc>
+          <w:tcPr>
+            <w:shd w:fill="FBF3E2" w:color="auto" w:val="clear"/>
+            <w:tcMar>
+              <w:top w:type="dxa" w:w="60"/>
+              <w:left w:type="dxa" w:w="120"/>
+              <w:bottom w:type="dxa" w:w="60"/>
+              <w:right w:type="dxa" w:w="120"/>
+            </w:tcMar>
+          </w:tcPr>
+          <w:p>
+            <w:pPr>
+              <w:spacing w:after="0" w:line="320"/>
+            </w:pPr>
+            <w:r>
+              <w:t xml:space="preserve"/>
+            </w:r>
+          </w:p>
+          <w:p>
+            <w:pPr>
+              <w:spacing w:after="0" w:line="320"/>
+            </w:pPr>
+            <w:r>
+              <w:t xml:space="preserve"/>
+            </w:r>
+          </w:p>
+          <w:p>
+            <w:pPr>
+              <w:spacing w:after="0" w:line="320"/>
+            </w:pPr>
+            <w:r>
+              <w:t xml:space="preserve"/>
+            </w:r>
+          </w:p>
+        </w:tc>
+      </w:tr>
+    </w:tbl>
+    <w:p>
+      <w:pPr>
+        <w:pStyle w:val="Heading2"/>
+        <w:spacing w:after="80" w:before="180"/>
+      </w:pPr>
+      <w:r>
+        <w:rPr>
+          <w:b/>
+          <w:bCs/>
+          <w:color w:val="12355B"/>
+          <w:sz w:val="24"/>
+          <w:szCs w:val="24"/>
+        </w:rPr>
+        <w:t xml:space="preserve">Build</w:t>
+      </w:r>
+      <w:r>
+        <w:rPr>
+          <w:i/>
+          <w:iCs/>
+          <w:color w:val="B97A12"/>
+          <w:sz w:val="19"/>
+          <w:szCs w:val="19"/>
+        </w:rPr>
+        <w:t xml:space="preserve">   Some language support</w:t>
+      </w:r>
+    </w:p>
+    <w:p>
+      <w:pPr>
+        <w:spacing w:after="60"/>
+      </w:pPr>
+      <w:r>
+        <w:rPr>
+          <w:color w:val="1A2733"/>
+          <w:sz w:val="21"/>
+          <w:szCs w:val="21"/>
+        </w:rPr>
+        <w:t xml:space="preserve">Write two connected sentences. Use because, so, or but.</w:t>
+      </w:r>
+      <w:r>
+        <w:rPr>
+          <w:i/>
+          <w:iCs/>
+          <w:color w:val="5F6F80"/>
+          <w:sz w:val="19"/>
+          <w:szCs w:val="19"/>
+        </w:rPr>
+        <w:br/>
+        <w:t xml:space="preserve">Escribe dos oraciones conectadas. Usa porque, entonces o pero.</w:t>
+      </w:r>
+    </w:p>
+    <w:p>
+      <w:pPr>
+        <w:spacing w:after="60"/>
+      </w:pPr>
+      <w:r>
+        <w:rPr>
+          <w:color w:val="1A2733"/>
+          <w:sz w:val="21"/>
+          <w:szCs w:val="21"/>
+        </w:rPr>
+        <w:t xml:space="preserve">My claim is ___.</w:t>
+      </w:r>
+      <w:r>
+        <w:rPr>
+          <w:i/>
+          <w:iCs/>
+          <w:color w:val="5F6F80"/>
+          <w:sz w:val="19"/>
+          <w:szCs w:val="19"/>
+        </w:rPr>
+        <w:br/>
+        <w:t xml:space="preserve">Mi afirmación es ___.</w:t>
+      </w:r>
+    </w:p>
+    <w:p>
+      <w:pPr>
+        <w:spacing w:after="60"/>
+      </w:pPr>
+      <w:r>
+        <w:rPr>
+          <w:color w:val="1A2733"/>
+          <w:sz w:val="21"/>
+          <w:szCs w:val="21"/>
+        </w:rPr>
+        <w:t xml:space="preserve">I know because ___.</w:t>
+      </w:r>
+      <w:r>
+        <w:rPr>
+          <w:i/>
+          <w:iCs/>
+          <w:color w:val="5F6F80"/>
+          <w:sz w:val="19"/>
+          <w:szCs w:val="19"/>
+        </w:rPr>
+        <w:br/>
+        <w:t xml:space="preserve">Lo sé porque ___.</w:t>
+      </w:r>
+    </w:p>
+    <w:p>
+      <w:pPr>
+        <w:spacing w:after="60"/>
+      </w:pPr>
+      <w:r>
+        <w:rPr>
+          <w:color w:val="1A2733"/>
+          <w:sz w:val="21"/>
+          <w:szCs w:val="21"/>
+        </w:rPr>
+        <w:t xml:space="preserve">So ___.</w:t>
+      </w:r>
+      <w:r>
+        <w:rPr>
+          <w:i/>
+          <w:iCs/>
+          <w:color w:val="5F6F80"/>
+          <w:sz w:val="19"/>
+          <w:szCs w:val="19"/>
+        </w:rPr>
+        <w:br/>
+        <w:t xml:space="preserve">Entonces ___.</w:t>
+      </w:r>
+    </w:p>
+    <w:tbl>
+      <w:tblPr>
+        <w:tblW w:type="pct" w:w="100%"/>
+        <w:tblBorders>
+          <w:top w:val="single" w:color="C7D2DD" w:sz="6"/>
+          <w:left w:val="single" w:color="C7D2DD" w:sz="6"/>
+          <w:bottom w:val="single" w:color="C7D2DD" w:sz="6"/>
+          <w:right w:val="single" w:color="C7D2DD" w:sz="6"/>
+          <w:insideH w:val="single" w:color="auto" w:sz="4"/>
+          <w:insideV w:val="single" w:color="auto" w:sz="4"/>
+        </w:tblBorders>
+      </w:tblPr>
+      <w:tblGrid>
+        <w:gridCol w:w="100"/>
+      </w:tblGrid>
+      <w:tr>
+        <w:tc>
+          <w:tcPr>
+            <w:shd w:fill="FBF3E2" w:color="auto" w:val="clear"/>
+            <w:tcMar>
+              <w:top w:type="dxa" w:w="60"/>
+              <w:left w:type="dxa" w:w="120"/>
+              <w:bottom w:type="dxa" w:w="60"/>
+              <w:right w:type="dxa" w:w="120"/>
+            </w:tcMar>
+          </w:tcPr>
+          <w:p>
+            <w:pPr>
+              <w:spacing w:after="0" w:line="320"/>
+            </w:pPr>
+            <w:r>
+              <w:t xml:space="preserve"/>
+            </w:r>
+          </w:p>
+          <w:p>
+            <w:pPr>
+              <w:spacing w:after="0" w:line="320"/>
+            </w:pPr>
+            <w:r>
+              <w:t xml:space="preserve"/>
+            </w:r>
+          </w:p>
+          <w:p>
+            <w:pPr>
+              <w:spacing w:after="0" w:line="320"/>
+            </w:pPr>
+            <w:r>
+              <w:t xml:space="preserve"/>
+            </w:r>
+          </w:p>
+        </w:tc>
+      </w:tr>
+    </w:tbl>
+    <w:p>
+      <w:pPr>
+        <w:pStyle w:val="Heading2"/>
+        <w:spacing w:after="80" w:before="180"/>
+      </w:pPr>
+      <w:r>
+        <w:rPr>
+          <w:b/>
+          <w:bCs/>
+          <w:color w:val="12355B"/>
+          <w:sz w:val="24"/>
+          <w:szCs w:val="24"/>
+        </w:rPr>
+        <w:t xml:space="preserve">Explain</w:t>
+      </w:r>
+      <w:r>
+        <w:rPr>
+          <w:i/>
+          <w:iCs/>
+          <w:color w:val="B97A12"/>
+          <w:sz w:val="19"/>
+          <w:szCs w:val="19"/>
+        </w:rPr>
+        <w:t xml:space="preserve">   Light language support</w:t>
+      </w:r>
+    </w:p>
+    <w:p>
+      <w:pPr>
+        <w:spacing w:after="60"/>
+      </w:pPr>
+      <w:r>
+        <w:rPr>
+          <w:color w:val="1A2733"/>
+          <w:sz w:val="21"/>
+          <w:szCs w:val="21"/>
+        </w:rPr>
+        <w:t xml:space="preserve">Write a claim, give math evidence, and explain your reasoning.</w:t>
+      </w:r>
+      <w:r>
+        <w:rPr>
+          <w:i/>
+          <w:iCs/>
+          <w:color w:val="5F6F80"/>
+          <w:sz w:val="19"/>
+          <w:szCs w:val="19"/>
+        </w:rPr>
+        <w:br/>
+        <w:t xml:space="preserve">Escribe una afirmación, da evidencia matemática y explica tu razonamiento.</w:t>
+      </w:r>
+    </w:p>
+    <w:p>
+      <w:pPr>
+        <w:spacing w:after="60"/>
+      </w:pPr>
+      <w:r>
+        <w:rPr>
+          <w:color w:val="1A2733"/>
+          <w:sz w:val="21"/>
+          <w:szCs w:val="21"/>
+        </w:rPr>
+        <w:t xml:space="preserve">My claim is ___.</w:t>
+      </w:r>
+      <w:r>
+        <w:rPr>
+          <w:i/>
+          <w:iCs/>
+          <w:color w:val="5F6F80"/>
+          <w:sz w:val="19"/>
+          <w:szCs w:val="19"/>
+        </w:rPr>
+        <w:br/>
+        <w:t xml:space="preserve">Mi afirmación es ___.</w:t>
+      </w:r>
+    </w:p>
+    <w:p>
+      <w:pPr>
+        <w:spacing w:after="60"/>
+      </w:pPr>
+      <w:r>
+        <w:rPr>
+          <w:color w:val="1A2733"/>
+          <w:sz w:val="21"/>
+          <w:szCs w:val="21"/>
+        </w:rPr>
+        <w:t xml:space="preserve">My math evidence is ___.</w:t>
+      </w:r>
+      <w:r>
+        <w:rPr>
+          <w:i/>
+          <w:iCs/>
+          <w:color w:val="5F6F80"/>
+          <w:sz w:val="19"/>
+          <w:szCs w:val="19"/>
+        </w:rPr>
+        <w:br/>
+        <w:t xml:space="preserve">Mi evidencia matemática es ___.</w:t>
+      </w:r>
+    </w:p>
+    <w:p>
+      <w:pPr>
+        <w:spacing w:after="60"/>
+      </w:pPr>
+      <w:r>
+        <w:rPr>
+          <w:color w:val="1A2733"/>
+          <w:sz w:val="21"/>
+          <w:szCs w:val="21"/>
+        </w:rPr>
+        <w:t xml:space="preserve">This proves ___ because ___.</w:t>
+      </w:r>
+      <w:r>
+        <w:rPr>
+          <w:i/>
+          <w:iCs/>
+          <w:color w:val="5F6F80"/>
+          <w:sz w:val="19"/>
+          <w:szCs w:val="19"/>
+        </w:rPr>
+        <w:br/>
+        <w:t xml:space="preserve">Esto demuestra ___ porque ___.</w:t>
+      </w:r>
+    </w:p>
+    <w:tbl>
+      <w:tblPr>
+        <w:tblW w:type="pct" w:w="100%"/>
+        <w:tblBorders>
+          <w:top w:val="single" w:color="C7D2DD" w:sz="6"/>
+          <w:left w:val="single" w:color="C7D2DD" w:sz="6"/>
+          <w:bottom w:val="single" w:color="C7D2DD" w:sz="6"/>
+          <w:right w:val="single" w:color="C7D2DD" w:sz="6"/>
+          <w:insideH w:val="single" w:color="auto" w:sz="4"/>
+          <w:insideV w:val="single" w:color="auto" w:sz="4"/>
+        </w:tblBorders>
+      </w:tblPr>
+      <w:tblGrid>
+        <w:gridCol w:w="100"/>
+      </w:tblGrid>
+      <w:tr>
+        <w:tc>
+          <w:tcPr>
+            <w:shd w:fill="FBF3E2" w:color="auto" w:val="clear"/>
+            <w:tcMar>
+              <w:top w:type="dxa" w:w="60"/>
+              <w:left w:type="dxa" w:w="120"/>
+              <w:bottom w:type="dxa" w:w="60"/>
+              <w:right w:type="dxa" w:w="120"/>
+            </w:tcMar>
+          </w:tcPr>
+          <w:p>
+            <w:pPr>
+              <w:spacing w:after="0" w:line="320"/>
+            </w:pPr>
+            <w:r>
+              <w:t xml:space="preserve"/>
+            </w:r>
+          </w:p>
+          <w:p>
+            <w:pPr>
+              <w:spacing w:after="0" w:line="320"/>
+            </w:pPr>
+            <w:r>
+              <w:t xml:space="preserve"/>
+            </w:r>
+          </w:p>
+          <w:p>
+            <w:pPr>
+              <w:spacing w:after="0" w:line="320"/>
+            </w:pPr>
+            <w:r>
+              <w:t xml:space="preserve"/>
+            </w:r>
+          </w:p>
+          <w:p>
+            <w:pPr>
+              <w:spacing w:after="0" w:line="320"/>
+            </w:pPr>
+            <w:r>
+              <w:t xml:space="preserve"/>
+            </w:r>
+          </w:p>
+          <w:p>
+            <w:pPr>
+              <w:spacing w:after="0" w:line="320"/>
+            </w:pPr>
+            <w:r>
+              <w:t xml:space="preserve"/>
+            </w:r>
+          </w:p>
+        </w:tc>
+      </w:tr>
+    </w:tbl>
+    <w:p>
+      <w:pPr>
+        <w:pStyle w:val="Heading2"/>
+        <w:spacing w:after="80" w:before="180"/>
+      </w:pPr>
+      <w:r>
+        <w:rPr>
+          <w:b/>
+          <w:bCs/>
+          <w:color w:val="12355B"/>
+          <w:sz w:val="24"/>
+          <w:szCs w:val="24"/>
+        </w:rPr>
+        <w:t xml:space="preserve">4. Check Your Explanation</w:t>
+      </w:r>
+      <w:r>
+        <w:rPr>
+          <w:i/>
+          <w:iCs/>
+          <w:color w:val="1FA6A2"/>
+          <w:sz w:val="19"/>
+          <w:szCs w:val="19"/>
+        </w:rPr>
+        <w:t xml:space="preserve">   five quick checks</w:t>
+      </w:r>
+    </w:p>
+    <w:p>
+      <w:pPr>
+        <w:spacing w:after="80"/>
+      </w:pPr>
+      <w:r>
+        <w:rPr>
+          <w:b/>
+          <w:bCs/>
+          <w:color w:val="1FA6A2"/>
+          <w:sz w:val="22"/>
+          <w:szCs w:val="22"/>
+        </w:rPr>
+        <w:t xml:space="preserve">☐  </w:t>
+      </w:r>
+      <w:r>
+        <w:rPr>
+          <w:sz w:val="20"/>
+          <w:szCs w:val="20"/>
+        </w:rPr>
+        <w:t xml:space="preserve">I answered the question.</w:t>
+      </w:r>
+      <w:r>
+        <w:rPr>
+          <w:i/>
+          <w:iCs/>
+          <w:color w:val="5F6F80"/>
+          <w:sz w:val="18"/>
+          <w:szCs w:val="18"/>
+        </w:rPr>
+        <w:br/>
+        <w:t xml:space="preserve">Respondí la pregunta.</w:t>
+      </w:r>
+    </w:p>
+    <w:p>
+      <w:pPr>
+        <w:spacing w:after="80"/>
+      </w:pPr>
+      <w:r>
+        <w:rPr>
+          <w:b/>
+          <w:bCs/>
+          <w:color w:val="1FA6A2"/>
+          <w:sz w:val="22"/>
+          <w:szCs w:val="22"/>
+        </w:rPr>
+        <w:t xml:space="preserve">☐  </w:t>
+      </w:r>
+      <w:r>
+        <w:rPr>
+          <w:sz w:val="20"/>
+          <w:szCs w:val="20"/>
+        </w:rPr>
+        <w:t xml:space="preserve">I used math evidence: numbers, an equation, a model, or a comparison.</w:t>
+      </w:r>
+      <w:r>
+        <w:rPr>
+          <w:i/>
+          <w:iCs/>
+          <w:color w:val="5F6F80"/>
+          <w:sz w:val="18"/>
+          <w:szCs w:val="18"/>
+        </w:rPr>
+        <w:br/>
+        <w:t xml:space="preserve">Usé evidencia matemática: números, una ecuación, un modelo o una comparación.</w:t>
+      </w:r>
+    </w:p>
+    <w:p>
+      <w:pPr>
+        <w:spacing w:after="80"/>
+      </w:pPr>
+      <w:r>
+        <w:rPr>
+          <w:b/>
+          <w:bCs/>
+          <w:color w:val="1FA6A2"/>
+          <w:sz w:val="22"/>
+          <w:szCs w:val="22"/>
+        </w:rPr>
+        <w:t xml:space="preserve">☐  </w:t>
+      </w:r>
+      <w:r>
+        <w:rPr>
+          <w:sz w:val="20"/>
+          <w:szCs w:val="20"/>
+        </w:rPr>
+        <w:t xml:space="preserve">I explained how the evidence proves my answer.</w:t>
+      </w:r>
+      <w:r>
+        <w:rPr>
+          <w:i/>
+          <w:iCs/>
+          <w:color w:val="5F6F80"/>
+          <w:sz w:val="18"/>
+          <w:szCs w:val="18"/>
+        </w:rPr>
+        <w:br/>
+        <w:t xml:space="preserve">Expliqué cómo la evidencia demuestra mi respuesta.</w:t>
+      </w:r>
+    </w:p>
+    <w:p>
+      <w:pPr>
+        <w:spacing w:after="80"/>
+      </w:pPr>
+      <w:r>
+        <w:rPr>
+          <w:b/>
+          <w:bCs/>
+          <w:color w:val="1FA6A2"/>
+          <w:sz w:val="22"/>
+          <w:szCs w:val="22"/>
+        </w:rPr>
+        <w:t xml:space="preserve">☐  </w:t>
+      </w:r>
+      <w:r>
+        <w:rPr>
+          <w:sz w:val="20"/>
+          <w:szCs w:val="20"/>
+        </w:rPr>
+        <w:t xml:space="preserve">I used at least two math words.</w:t>
+      </w:r>
+      <w:r>
+        <w:rPr>
+          <w:i/>
+          <w:iCs/>
+          <w:color w:val="5F6F80"/>
+          <w:sz w:val="18"/>
+          <w:szCs w:val="18"/>
+        </w:rPr>
+        <w:br/>
+        <w:t xml:space="preserve">Usé por lo menos dos palabras matemáticas.</w:t>
+      </w:r>
+    </w:p>
+    <w:p>
+      <w:pPr>
+        <w:spacing w:after="80"/>
+      </w:pPr>
+      <w:r>
+        <w:rPr>
+          <w:b/>
+          <w:bCs/>
+          <w:color w:val="1FA6A2"/>
+          <w:sz w:val="22"/>
+          <w:szCs w:val="22"/>
+        </w:rPr>
+        <w:t xml:space="preserve">☐  </w:t>
+      </w:r>
+      <w:r>
+        <w:rPr>
+          <w:sz w:val="20"/>
+          <w:szCs w:val="20"/>
+        </w:rPr>
+        <w:t xml:space="preserve">I reread complete sentences and punctuation.</w:t>
+      </w:r>
+      <w:r>
+        <w:rPr>
+          <w:i/>
+          <w:iCs/>
+          <w:color w:val="5F6F80"/>
+          <w:sz w:val="18"/>
+          <w:szCs w:val="18"/>
+        </w:rPr>
+        <w:br/>
+        <w:t xml:space="preserve">Volví a leer mis oraciones completas y la puntuación.</w:t>
+      </w:r>
+    </w:p>
+    <w:p>
+      <w:pPr>
+        <w:pStyle w:val="Heading1"/>
+        <w:pageBreakBefore/>
+        <w:pBdr>
+          <w:bottom w:val="single" w:color="1FA6A2" w:sz="14" w:space="6"/>
+        </w:pBdr>
+        <w:spacing w:after="140" w:before="0"/>
+      </w:pPr>
+      <w:r>
+        <w:rPr>
+          <w:b/>
+          <w:bCs/>
+          <w:color w:val="12355B"/>
+          <w:sz w:val="30"/>
+          <w:szCs w:val="30"/>
+        </w:rPr>
+        <w:t xml:space="preserve">Worked Example</w:t>
+      </w:r>
+    </w:p>
+    <w:p>
+      <w:pPr>
+        <w:pStyle w:val="Heading2"/>
+        <w:spacing w:after="80" w:before="180"/>
+      </w:pPr>
+      <w:r>
+        <w:rPr>
+          <w:b/>
+          <w:bCs/>
+          <w:color w:val="12355B"/>
+          <w:sz w:val="24"/>
+          <w:szCs w:val="24"/>
+        </w:rPr>
+        <w:t xml:space="preserve">Watch &amp; Read</w:t>
+      </w:r>
+      <w:r>
+        <w:rPr>
+          <w:i/>
+          <w:iCs/>
+          <w:color w:val="1FA6A2"/>
+          <w:sz w:val="19"/>
+          <w:szCs w:val="19"/>
+        </w:rPr>
+        <w:t xml:space="preserve">   I Do — follow along with your teacher</w:t>
+      </w:r>
+    </w:p>
+    <w:tbl>
+      <w:tblPr>
+        <w:tblW w:type="pct" w:w="100%"/>
+        <w:tblBorders>
+          <w:top w:val="single" w:color="1FA6A2" w:sz="8"/>
+          <w:left w:val="single" w:color="1FA6A2" w:sz="8"/>
+          <w:bottom w:val="single" w:color="1FA6A2" w:sz="8"/>
+          <w:right w:val="single" w:color="1FA6A2" w:sz="8"/>
+          <w:insideH w:val="single" w:color="auto" w:sz="4"/>
+          <w:insideV w:val="single" w:color="auto" w:sz="4"/>
+        </w:tblBorders>
+      </w:tblPr>
+      <w:tblGrid>
+        <w:gridCol w:w="100"/>
+      </w:tblGrid>
+      <w:tr>
+        <w:tc>
+          <w:tcPr>
+            <w:shd w:fill="E6F4F3" w:color="auto" w:val="clear"/>
+            <w:tcMar>
+              <w:top w:type="dxa" w:w="120"/>
+              <w:left w:type="dxa" w:w="180"/>
+              <w:bottom w:type="dxa" w:w="120"/>
+              <w:right w:type="dxa" w:w="180"/>
+            </w:tcMar>
+          </w:tcPr>
+          <w:p>
+            <w:pPr>
+              <w:spacing w:after="60"/>
+            </w:pPr>
+            <w:r>
+              <w:rPr>
+                <w:b/>
+                <w:bCs/>
+                <w:color w:val="12355B"/>
+                <w:sz w:val="22"/>
+                <w:szCs w:val="22"/>
+              </w:rPr>
+              <w:t xml:space="preserve">Treasure Map Navigation</w:t>
+            </w:r>
+          </w:p>
+          <w:p>
+            <w:pPr>
+              <w:spacing w:after="0"/>
+            </w:pPr>
+            <w:r>
+              <w:rPr>
+                <w:sz w:val="21"/>
+                <w:szCs w:val="21"/>
+              </w:rPr>
+              <w:t xml:space="preserve">Captain Vega left a treasure map, but instead of an 'X marks the spot,' she hid the directions as ordered pairs! To find the treasure, you need to plot each point on the coordinate plane and connect them in order. The first clue says: Start at (2, 1), then go to (5, 4), then (8, 1).</w:t>
+            </w:r>
+          </w:p>
+        </w:tc>
+      </w:tr>
+    </w:tbl>
+    <w:p>
+      <w:pPr>
+        <w:spacing w:after="80"/>
+      </w:pPr>
+      <w:r>
+        <w:t xml:space="preserve"/>
+      </w:r>
+    </w:p>
+    <w:p>
+      <w:pPr>
+        <w:spacing w:after="50" w:before="60"/>
+      </w:pPr>
+      <w:r>
+        <w:rPr>
+          <w:b/>
+          <w:bCs/>
+          <w:color w:val="12355B"/>
+          <w:sz w:val="21"/>
+          <w:szCs w:val="21"/>
+        </w:rPr>
+        <w:t xml:space="preserve">Think about:</w:t>
+      </w:r>
+    </w:p>
+    <w:p>
+      <w:pPr>
+        <w:spacing w:after="40"/>
+        <w:ind w:left="300"/>
+      </w:pPr>
+      <w:r>
+        <w:rPr>
+          <w:sz w:val="20"/>
+          <w:szCs w:val="20"/>
+        </w:rPr>
+        <w:t xml:space="preserve">•  What shape will the three points make when connected?</w:t>
+      </w:r>
+    </w:p>
+    <w:p>
+      <w:pPr>
+        <w:spacing w:after="40"/>
+        <w:ind w:left="300"/>
+      </w:pPr>
+      <w:r>
+        <w:rPr>
+          <w:sz w:val="20"/>
+          <w:szCs w:val="20"/>
+        </w:rPr>
+        <w:t xml:space="preserve">•  Which number tells you how far right/left? Which tells you up/down?</w:t>
+      </w:r>
+    </w:p>
+    <w:p>
+      <w:pPr>
+        <w:spacing w:after="40"/>
+        <w:ind w:left="300"/>
+      </w:pPr>
+      <w:r>
+        <w:rPr>
+          <w:sz w:val="20"/>
+          <w:szCs w:val="20"/>
+        </w:rPr>
+        <w:t xml:space="preserve">•  Why is the ORDER in an ordered pair important?</w:t>
+      </w:r>
+    </w:p>
+    <w:p>
+      <w:pPr>
+        <w:spacing w:after="40"/>
+        <w:ind w:left="300"/>
+      </w:pPr>
+      <w:r>
+        <w:rPr>
+          <w:sz w:val="20"/>
+          <w:szCs w:val="20"/>
+        </w:rPr>
+        <w:t xml:space="preserve">•  What if one of the coordinates was negative?</w:t>
+      </w:r>
+    </w:p>
+    <w:p>
+      <w:pPr>
+        <w:spacing w:after="40"/>
+        <w:ind w:left="300"/>
+      </w:pPr>
+      <w:r>
+        <w:rPr>
+          <w:sz w:val="20"/>
+          <w:szCs w:val="20"/>
+        </w:rPr>
+        <w:t xml:space="preserve">•  How would you describe a location without a coordinate plane?</w:t>
+      </w:r>
+    </w:p>
+    <w:p>
+      <w:pPr>
+        <w:pStyle w:val="Heading2"/>
+        <w:spacing w:after="80" w:before="180"/>
+      </w:pPr>
+      <w:r>
+        <w:rPr>
+          <w:b/>
+          <w:bCs/>
+          <w:color w:val="12355B"/>
+          <w:sz w:val="24"/>
+          <w:szCs w:val="24"/>
+        </w:rPr>
+        <w:t xml:space="preserve">Solved Example</w:t>
+      </w:r>
+      <w:r>
+        <w:rPr>
+          <w:i/>
+          <w:iCs/>
+          <w:color w:val="1FA6A2"/>
+          <w:sz w:val="19"/>
+          <w:szCs w:val="19"/>
+        </w:rPr>
+        <w:t xml:space="preserve">   I Do — watch each step</w:t>
+      </w:r>
+    </w:p>
+    <w:p>
+      <w:pPr>
+        <w:keepNext/>
+        <w:spacing w:after="40"/>
+      </w:pPr>
+      <w:r>
+        <w:rPr>
+          <w:b/>
+          <w:bCs/>
+          <w:color w:val="12355B"/>
+          <w:sz w:val="21"/>
+          <w:szCs w:val="21"/>
+        </w:rPr>
+        <w:t xml:space="preserve">Problem:  </w:t>
+      </w:r>
+      <w:r>
+        <w:rPr>
+          <w:sz w:val="21"/>
+          <w:szCs w:val="21"/>
+        </w:rPr>
+        <w:t xml:space="preserve">Which ordered pair names a point 3 units right and 7 units up from the origin?</w:t>
+      </w:r>
+    </w:p>
+    <w:p>
+      <w:pPr>
+        <w:spacing w:after="30"/>
+        <w:ind w:left="420"/>
+      </w:pPr>
+      <w:r>
+        <w:rPr>
+          <w:sz w:val="20"/>
+          <w:szCs w:val="20"/>
+        </w:rPr>
+        <w:t xml:space="preserve">A)  (3, 7)</w:t>
+      </w:r>
+    </w:p>
+    <w:p>
+      <w:pPr>
+        <w:spacing w:after="30"/>
+        <w:ind w:left="420"/>
+      </w:pPr>
+      <w:r>
+        <w:rPr>
+          <w:sz w:val="20"/>
+          <w:szCs w:val="20"/>
+        </w:rPr>
+        <w:t xml:space="preserve">B)  (7, 3)</w:t>
+      </w:r>
+    </w:p>
+    <w:p>
+      <w:pPr>
+        <w:spacing w:after="30"/>
+        <w:ind w:left="420"/>
+      </w:pPr>
+      <w:r>
+        <w:rPr>
+          <w:sz w:val="20"/>
+          <w:szCs w:val="20"/>
+        </w:rPr>
+        <w:t xml:space="preserve">C)  (3, 3)</w:t>
+      </w:r>
+    </w:p>
+    <w:p>
+      <w:pPr>
+        <w:spacing w:after="30"/>
+        <w:ind w:left="420"/>
+      </w:pPr>
+      <w:r>
+        <w:rPr>
+          <w:sz w:val="20"/>
+          <w:szCs w:val="20"/>
+        </w:rPr>
+        <w:t xml:space="preserve">D)  (0, 7)</w:t>
+      </w:r>
+    </w:p>
+    <w:p>
+      <w:pPr>
+        <w:spacing w:after="20" w:before="50"/>
+      </w:pPr>
+      <w:r>
+        <w:rPr>
+          <w:b/>
+          <w:bCs/>
+          <w:color w:val="1FA6A2"/>
+          <w:sz w:val="21"/>
+          <w:szCs w:val="21"/>
+        </w:rPr>
+        <w:t xml:space="preserve">Step 1:  </w:t>
+      </w:r>
+      <w:r>
+        <w:rPr>
+          <w:sz w:val="21"/>
+          <w:szCs w:val="21"/>
+        </w:rPr>
+        <w:t xml:space="preserve">The first coordinate is horizontal (right 3), the second is vertical (up 7).</w:t>
+      </w:r>
+    </w:p>
+    <w:p>
+      <w:pPr>
+        <w:spacing w:after="20" w:before="50"/>
+      </w:pPr>
+      <w:r>
+        <w:rPr>
+          <w:b/>
+          <w:bCs/>
+          <w:color w:val="1FA6A2"/>
+          <w:sz w:val="21"/>
+          <w:szCs w:val="21"/>
+        </w:rPr>
+        <w:t xml:space="preserve">Step 2:  </w:t>
+      </w:r>
+      <w:r>
+        <w:rPr>
+          <w:sz w:val="21"/>
+          <w:szCs w:val="21"/>
+        </w:rPr>
+        <w:t xml:space="preserve">So (3, 7).</w:t>
+      </w:r>
+    </w:p>
+    <w:p>
+      <w:pPr>
+        <w:spacing w:after="40" w:before="60"/>
+      </w:pPr>
+      <w:r>
+        <w:rPr>
+          <w:b/>
+          <w:bCs/>
+          <w:color w:val="12355B"/>
+          <w:sz w:val="21"/>
+          <w:szCs w:val="21"/>
+        </w:rPr>
+        <w:t xml:space="preserve">Answer:  </w:t>
+      </w:r>
+      <w:r>
+        <w:rPr>
+          <w:b/>
+          <w:bCs/>
+          <w:sz w:val="21"/>
+          <w:szCs w:val="21"/>
+        </w:rPr>
+        <w:t xml:space="preserve">A. (3, 7)</w:t>
+      </w:r>
+    </w:p>
+    <w:p>
+      <w:pPr>
+        <w:pStyle w:val="Heading1"/>
+        <w:pageBreakBefore/>
+        <w:pBdr>
+          <w:bottom w:val="single" w:color="1FA6A2" w:sz="14" w:space="6"/>
+        </w:pBdr>
+        <w:spacing w:after="140" w:before="0"/>
+      </w:pPr>
+      <w:r>
+        <w:rPr>
+          <w:b/>
+          <w:bCs/>
+          <w:color w:val="12355B"/>
+          <w:sz w:val="30"/>
+          <w:szCs w:val="30"/>
+        </w:rPr>
+        <w:t xml:space="preserve">Guided Practice</w:t>
+      </w:r>
+    </w:p>
+    <w:p>
+      <w:pPr>
+        <w:pStyle w:val="Heading2"/>
+        <w:spacing w:after="80" w:before="180"/>
+      </w:pPr>
+      <w:r>
+        <w:rPr>
+          <w:b/>
+          <w:bCs/>
+          <w:color w:val="12355B"/>
+          <w:sz w:val="24"/>
+          <w:szCs w:val="24"/>
+        </w:rPr>
+        <w:t xml:space="preserve">Solve Together</w:t>
+      </w:r>
+      <w:r>
+        <w:rPr>
+          <w:i/>
+          <w:iCs/>
+          <w:color w:val="6B4FA0"/>
+          <w:sz w:val="19"/>
+          <w:szCs w:val="19"/>
+        </w:rPr>
+        <w:t xml:space="preserve">   We Do — work with your class</w:t>
+      </w:r>
+    </w:p>
+    <w:p>
+      <w:pPr>
+        <w:keepNext/>
+        <w:spacing w:after="40" w:before="40"/>
+      </w:pPr>
+      <w:r>
+        <w:rPr>
+          <w:b/>
+          <w:bCs/>
+          <w:color w:val="12355B"/>
+          <w:sz w:val="21"/>
+          <w:szCs w:val="21"/>
+        </w:rPr>
+        <w:t xml:space="preserve">Problem:  </w:t>
+      </w:r>
+      <w:r>
+        <w:rPr>
+          <w:sz w:val="21"/>
+          <w:szCs w:val="21"/>
+        </w:rPr>
+        <w:t xml:space="preserve">What are the coordinates of the origin?</w:t>
+      </w:r>
+    </w:p>
+    <w:p>
+      <w:pPr>
+        <w:spacing w:after="30"/>
+        <w:ind w:left="420"/>
+      </w:pPr>
+      <w:r>
+        <w:rPr>
+          <w:sz w:val="20"/>
+          <w:szCs w:val="20"/>
+        </w:rPr>
+        <w:t xml:space="preserve">A)  (0, 0)</w:t>
+      </w:r>
+    </w:p>
+    <w:p>
+      <w:pPr>
+        <w:spacing w:after="30"/>
+        <w:ind w:left="420"/>
+      </w:pPr>
+      <w:r>
+        <w:rPr>
+          <w:sz w:val="20"/>
+          <w:szCs w:val="20"/>
+        </w:rPr>
+        <w:t xml:space="preserve">B)  (1, 1)</w:t>
+      </w:r>
+    </w:p>
+    <w:p>
+      <w:pPr>
+        <w:spacing w:after="30"/>
+        <w:ind w:left="420"/>
+      </w:pPr>
+      <w:r>
+        <w:rPr>
+          <w:sz w:val="20"/>
+          <w:szCs w:val="20"/>
+        </w:rPr>
+        <w:t xml:space="preserve">C)  (0, 1)</w:t>
+      </w:r>
+    </w:p>
+    <w:p>
+      <w:pPr>
+        <w:spacing w:after="30"/>
+        <w:ind w:left="420"/>
+      </w:pPr>
+      <w:r>
+        <w:rPr>
+          <w:sz w:val="20"/>
+          <w:szCs w:val="20"/>
+        </w:rPr>
+        <w:t xml:space="preserve">D)  (1, 0)</w:t>
+      </w:r>
+    </w:p>
+    <w:p>
+      <w:pPr>
+        <w:keepNext/>
+        <w:spacing w:after="0" w:before="50"/>
+      </w:pPr>
+      <w:r>
+        <w:rPr>
+          <w:b/>
+          <w:bCs/>
+          <w:color w:val="6B4FA0"/>
+          <w:sz w:val="21"/>
+          <w:szCs w:val="21"/>
+        </w:rPr>
+        <w:t xml:space="preserve">Step 1:</w:t>
+      </w:r>
+    </w:p>
+    <w:p>
+      <w:pPr>
+        <w:pBdr>
+          <w:bottom w:val="single" w:color="AFBECC" w:sz="6"/>
+        </w:pBdr>
+        <w:spacing w:after="30" w:before="150"/>
+      </w:pPr>
+      <w:r>
+        <w:t xml:space="preserve"/>
+      </w:r>
+    </w:p>
+    <w:p>
+      <w:pPr>
+        <w:keepNext/>
+        <w:spacing w:after="0" w:before="50"/>
+      </w:pPr>
+      <w:r>
+        <w:rPr>
+          <w:b/>
+          <w:bCs/>
+          <w:color w:val="6B4FA0"/>
+          <w:sz w:val="21"/>
+          <w:szCs w:val="21"/>
+        </w:rPr>
+        <w:t xml:space="preserve">Step 2:</w:t>
+      </w:r>
+    </w:p>
+    <w:p>
+      <w:pPr>
+        <w:pBdr>
+          <w:bottom w:val="single" w:color="AFBECC" w:sz="6"/>
+        </w:pBdr>
+        <w:spacing w:after="30" w:before="150"/>
+      </w:pPr>
+      <w:r>
+        <w:t xml:space="preserve"/>
+      </w:r>
+    </w:p>
+    <w:p>
+      <w:pPr>
+        <w:keepNext/>
+        <w:spacing w:after="0" w:before="60"/>
+      </w:pPr>
+      <w:r>
+        <w:rPr>
+          <w:b/>
+          <w:bCs/>
+          <w:color w:val="12355B"/>
+          <w:sz w:val="21"/>
+          <w:szCs w:val="21"/>
+        </w:rPr>
+        <w:t xml:space="preserve">Answer:</w:t>
+      </w:r>
+    </w:p>
+    <w:p>
+      <w:pPr>
+        <w:pBdr>
+          <w:bottom w:val="single" w:color="AFBECC" w:sz="6"/>
+        </w:pBdr>
+        <w:spacing w:after="30" w:before="150"/>
+      </w:pPr>
+      <w:r>
+        <w:t xml:space="preserve"/>
+      </w:r>
+    </w:p>
+    <w:p>
+      <w:pPr>
+        <w:spacing w:after="80"/>
+      </w:pPr>
+      <w:r>
+        <w:t xml:space="preserve"/>
+      </w:r>
+    </w:p>
+    <w:tbl>
+      <w:tblPr>
+        <w:tblW w:type="pct" w:w="100%"/>
+        <w:tblBorders>
+          <w:top w:val="single" w:color="BBD0DE" w:sz="8"/>
+          <w:left w:val="single" w:color="BBD0DE" w:sz="8"/>
+          <w:bottom w:val="single" w:color="BBD0DE" w:sz="8"/>
+          <w:right w:val="single" w:color="BBD0DE" w:sz="8"/>
+          <w:insideH w:val="single" w:color="auto" w:sz="4"/>
+          <w:insideV w:val="single" w:color="auto" w:sz="4"/>
+        </w:tblBorders>
+      </w:tblPr>
+      <w:tblGrid>
+        <w:gridCol w:w="100"/>
+      </w:tblGrid>
+      <w:tr>
+        <w:tc>
+          <w:tcPr>
+            <w:shd w:fill="EEF4F8" w:color="auto" w:val="clear"/>
+            <w:tcMar>
+              <w:top w:type="dxa" w:w="120"/>
+              <w:left w:type="dxa" w:w="180"/>
+              <w:bottom w:type="dxa" w:w="120"/>
+              <w:right w:type="dxa" w:w="180"/>
+            </w:tcMar>
+          </w:tcPr>
+          <w:p>
+            <w:pPr>
               <w:spacing w:after="60"/>
             </w:pPr>
             <w:r>
@@ -3264,6 +4560,97 @@
           <w:szCs w:val="19"/>
         </w:rPr>
         <w:t xml:space="preserve">  — Right 6 = x-coordinate of 6, Up 3 = y-coordinate of 3. The ordered pair is (6, 3).</w:t>
+      </w:r>
+    </w:p>
+    <w:p>
+      <w:pPr>
+        <w:pStyle w:val="Heading2"/>
+        <w:spacing w:after="80" w:before="180"/>
+      </w:pPr>
+      <w:r>
+        <w:rPr>
+          <w:b/>
+          <w:bCs/>
+          <w:color w:val="12355B"/>
+          <w:sz w:val="24"/>
+          <w:szCs w:val="24"/>
+        </w:rPr>
+        <w:t xml:space="preserve">Math Writing Criteria</w:t>
+      </w:r>
+    </w:p>
+    <w:p>
+      <w:pPr>
+        <w:spacing w:after="100"/>
+      </w:pPr>
+      <w:r>
+        <w:rPr>
+          <w:i/>
+          <w:iCs/>
+          <w:color w:val="5F6F80"/>
+          <w:sz w:val="19"/>
+          <w:szCs w:val="19"/>
+        </w:rPr>
+        <w:t xml:space="preserve">The support level changes the amount of language scaffolding, not the mathematical expectation.</w:t>
+      </w:r>
+    </w:p>
+    <w:p>
+      <w:pPr>
+        <w:spacing w:after="80"/>
+      </w:pPr>
+      <w:r>
+        <w:rPr>
+          <w:sz w:val="20"/>
+          <w:szCs w:val="20"/>
+        </w:rPr>
+        <w:t xml:space="preserve">☐  I answered the question.</w:t>
+      </w:r>
+    </w:p>
+    <w:p>
+      <w:pPr>
+        <w:spacing w:after="80"/>
+      </w:pPr>
+      <w:r>
+        <w:rPr>
+          <w:sz w:val="20"/>
+          <w:szCs w:val="20"/>
+        </w:rPr>
+        <w:t xml:space="preserve">☐  I used math evidence: numbers, an equation, a model, or a comparison.</w:t>
+      </w:r>
+    </w:p>
+    <w:p>
+      <w:pPr>
+        <w:spacing w:after="80"/>
+      </w:pPr>
+      <w:r>
+        <w:rPr>
+          <w:sz w:val="20"/>
+          <w:szCs w:val="20"/>
+        </w:rPr>
+        <w:t xml:space="preserve">☐  I explained how the evidence proves my answer.</w:t>
+      </w:r>
+    </w:p>
+    <w:p>
+      <w:pPr>
+        <w:spacing w:after="80"/>
+      </w:pPr>
+      <w:r>
+        <w:rPr>
+          <w:sz w:val="20"/>
+          <w:szCs w:val="20"/>
+        </w:rPr>
+        <w:t xml:space="preserve">☐  I used at least two math words.</w:t>
+      </w:r>
+    </w:p>
+    <w:p>
+      <w:pPr>
+        <w:spacing w:after="80"/>
+      </w:pPr>
+      <w:r>
+        <w:rPr>
+          <w:sz w:val="20"/>
+          <w:szCs w:val="20"/>
+        </w:rPr>
+        <w:t xml:space="preserve">☐  I reread complete sentences and punctuation.</w:t>
       </w:r>
     </w:p>
     <w:sectPr>

--- a/lessons/9-1/downloads/9-1-notes-teacher.docx
+++ b/lessons/9-1/downloads/9-1-notes-teacher.docx
@@ -366,7 +366,7 @@
           </w:p>
           <w:p>
             <w:pPr>
-              <w:spacing w:after="0"/>
+              <w:spacing w:after="40"/>
             </w:pPr>
             <w:r>
               <w:rPr>
@@ -374,6 +374,31 @@
                 <w:szCs w:val="21"/>
               </w:rPr>
               <w:t xml:space="preserve">The quantity that is subject to choice. It does not depend on the other quantity.</w:t>
+            </w:r>
+          </w:p>
+          <w:p>
+            <w:pPr>
+              <w:spacing w:after="0"/>
+            </w:pPr>
+            <w:r>
+              <w:rPr>
+                <w:b/>
+                <w:bCs/>
+                <w:color w:val="1FA6A2"/>
+                <w:sz w:val="18"/>
+                <w:szCs w:val="18"/>
+              </w:rPr>
+              <w:t xml:space="preserve">Example:  </w:t>
+            </w:r>
+            <w:r>
+              <w:rPr>
+                <w:i/>
+                <w:iCs/>
+                <w:color w:val="5F6F80"/>
+                <w:sz w:val="18"/>
+                <w:szCs w:val="18"/>
+              </w:rPr>
+              <w:t xml:space="preserve">Miguel picks the number of MONTHS — nothing else decides it for him.</w:t>
             </w:r>
           </w:p>
         </w:tc>
@@ -495,7 +520,7 @@
           </w:p>
           <w:p>
             <w:pPr>
-              <w:spacing w:after="0"/>
+              <w:spacing w:after="40"/>
             </w:pPr>
             <w:r>
               <w:rPr>
@@ -503,6 +528,31 @@
                 <w:szCs w:val="21"/>
               </w:rPr>
               <w:t xml:space="preserve">The quantity that changes in response to the independent variable.</w:t>
+            </w:r>
+          </w:p>
+          <w:p>
+            <w:pPr>
+              <w:spacing w:after="0"/>
+            </w:pPr>
+            <w:r>
+              <w:rPr>
+                <w:b/>
+                <w:bCs/>
+                <w:color w:val="1FA6A2"/>
+                <w:sz w:val="18"/>
+                <w:szCs w:val="18"/>
+              </w:rPr>
+              <w:t xml:space="preserve">Example:  </w:t>
+            </w:r>
+            <w:r>
+              <w:rPr>
+                <w:i/>
+                <w:iCs/>
+                <w:color w:val="5F6F80"/>
+                <w:sz w:val="18"/>
+                <w:szCs w:val="18"/>
+              </w:rPr>
+              <w:t xml:space="preserve">Total cost = $24.95 × months — the cost RESPONDS to the months.</w:t>
             </w:r>
           </w:p>
         </w:tc>
@@ -624,7 +674,7 @@
           </w:p>
           <w:p>
             <w:pPr>
-              <w:spacing w:after="0"/>
+              <w:spacing w:after="40"/>
             </w:pPr>
             <w:r>
               <w:rPr>
@@ -632,6 +682,31 @@
                 <w:szCs w:val="21"/>
               </w:rPr>
               <w:t xml:space="preserve">One quantity depends on another when changing the first causes the second to change.</w:t>
+            </w:r>
+          </w:p>
+          <w:p>
+            <w:pPr>
+              <w:spacing w:after="0"/>
+            </w:pPr>
+            <w:r>
+              <w:rPr>
+                <w:b/>
+                <w:bCs/>
+                <w:color w:val="1FA6A2"/>
+                <w:sz w:val="18"/>
+                <w:szCs w:val="18"/>
+              </w:rPr>
+              <w:t xml:space="preserve">Example:  </w:t>
+            </w:r>
+            <w:r>
+              <w:rPr>
+                <w:i/>
+                <w:iCs/>
+                <w:color w:val="5F6F80"/>
+                <w:sz w:val="18"/>
+                <w:szCs w:val="18"/>
+              </w:rPr>
+              <w:t xml:space="preserve">“Total cost depends on the number of months.” Responder first, chooser last.</w:t>
             </w:r>
           </w:p>
         </w:tc>
@@ -692,7 +767,7 @@
                           </pic:cNvPicPr>
                         </pic:nvPicPr>
                         <pic:blipFill>
-                          <a:blip r:embed="rId9" cstate="none"/>
+                          <a:blip r:embed="rId10" cstate="none"/>
                           <a:srcRect/>
                           <a:stretch>
                             <a:fillRect/>
@@ -753,7 +828,7 @@
           </w:p>
           <w:p>
             <w:pPr>
-              <w:spacing w:after="0"/>
+              <w:spacing w:after="40"/>
             </w:pPr>
             <w:r>
               <w:rPr>
@@ -761,6 +836,31 @@
                 <w:szCs w:val="21"/>
               </w:rPr>
               <w:t xml:space="preserve">Something that can be counted or measured.</w:t>
+            </w:r>
+          </w:p>
+          <w:p>
+            <w:pPr>
+              <w:spacing w:after="0"/>
+            </w:pPr>
+            <w:r>
+              <w:rPr>
+                <w:b/>
+                <w:bCs/>
+                <w:color w:val="1FA6A2"/>
+                <w:sz w:val="18"/>
+                <w:szCs w:val="18"/>
+              </w:rPr>
+              <w:t xml:space="preserve">Example:  </w:t>
+            </w:r>
+            <w:r>
+              <w:rPr>
+                <w:i/>
+                <w:iCs/>
+                <w:color w:val="5F6F80"/>
+                <w:sz w:val="18"/>
+                <w:szCs w:val="18"/>
+              </w:rPr>
+              <w:t xml:space="preserve">24.95 dollars per month, 12 months — each is a number with a meaning.</w:t>
             </w:r>
           </w:p>
         </w:tc>
@@ -821,7 +921,7 @@
                           </pic:cNvPicPr>
                         </pic:nvPicPr>
                         <pic:blipFill>
-                          <a:blip r:embed="rId9" cstate="none"/>
+                          <a:blip r:embed="rId11" cstate="none"/>
                           <a:srcRect/>
                           <a:stretch>
                             <a:fillRect/>
@@ -882,7 +982,7 @@
           </w:p>
           <w:p>
             <w:pPr>
-              <w:spacing w:after="0"/>
+              <w:spacing w:after="40"/>
             </w:pPr>
             <w:r>
               <w:rPr>
@@ -890,6 +990,31 @@
                 <w:szCs w:val="21"/>
               </w:rPr>
               <w:t xml:space="preserve">How two quantities change together.</w:t>
+            </w:r>
+          </w:p>
+          <w:p>
+            <w:pPr>
+              <w:spacing w:after="0"/>
+            </w:pPr>
+            <w:r>
+              <w:rPr>
+                <w:b/>
+                <w:bCs/>
+                <w:color w:val="1FA6A2"/>
+                <w:sz w:val="18"/>
+                <w:szCs w:val="18"/>
+              </w:rPr>
+              <w:t xml:space="preserve">Example:  </w:t>
+            </w:r>
+            <w:r>
+              <w:rPr>
+                <w:i/>
+                <w:iCs/>
+                <w:color w:val="5F6F80"/>
+                <w:sz w:val="18"/>
+                <w:szCs w:val="18"/>
+              </w:rPr>
+              <w:t xml:space="preserve">1 month → $24.95, 2 months → $49.90: the two quantities move together.</w:t>
             </w:r>
           </w:p>
         </w:tc>
@@ -1014,7 +1139,7 @@
           <w:sz w:val="22"/>
           <w:szCs w:val="22"/>
         </w:rPr>
-        <w:t xml:space="preserve">__________  —  The quantity that is subject to choice. It does not depend on the other quantity.</w:t>
+        <w:t xml:space="preserve">The quantity that is subject to choice is the ___ ___.</w:t>
       </w:r>
     </w:p>
     <w:p>
@@ -1036,7 +1161,7 @@
           <w:sz w:val="22"/>
           <w:szCs w:val="22"/>
         </w:rPr>
-        <w:t xml:space="preserve">__________  —  The quantity that changes in response to the independent variable.</w:t>
+        <w:t xml:space="preserve">The quantity that changes in response to the other is the ___ ___.</w:t>
       </w:r>
     </w:p>
     <w:p>
@@ -1058,7 +1183,7 @@
           <w:sz w:val="22"/>
           <w:szCs w:val="22"/>
         </w:rPr>
-        <w:t xml:space="preserve">__________  —  One quantity depends on another when changing the first causes the second to change.</w:t>
+        <w:t xml:space="preserve">Say it in order: the responding quantity ___ ___ the chosen one.</w:t>
       </w:r>
     </w:p>
     <w:p>
@@ -1080,7 +1205,7 @@
           <w:sz w:val="22"/>
           <w:szCs w:val="22"/>
         </w:rPr>
-        <w:t xml:space="preserve">__________  —  Something that can be counted or measured.</w:t>
+        <w:t xml:space="preserve">Something that can be counted or measured is a ___.</w:t>
       </w:r>
     </w:p>
     <w:p>
@@ -1102,7 +1227,7 @@
           <w:sz w:val="22"/>
           <w:szCs w:val="22"/>
         </w:rPr>
-        <w:t xml:space="preserve">__________  —  How two quantities change together.</w:t>
+        <w:t xml:space="preserve">How two quantities change together is a ___.</w:t>
       </w:r>
     </w:p>
     <w:p>
@@ -2486,7 +2611,7 @@
                 <w:sz w:val="21"/>
                 <w:szCs w:val="21"/>
               </w:rPr>
-              <w:t xml:space="preserve">Akela planted three trays of bean seeds for a science experiment. Each tray sat in a different spot, so each got a different amount of sunlight per day. After three weeks she measured the average plant height in every tray.</w:t>
+              <w:t xml:space="preserve">Akela planted three trays of bean seeds for a science experiment. Each tray sat in a different spot, so each got a different amount of sunlight per day. After three weeks she measured the average plant height in every tray. Two quantities in that experiment are related: change the sunlight and the height changes with it. One of them Akela chose, and the other one answered back. Today you will name which quantity is the independent one and which depends on it, and you will find pairs like this in a jogging tracker and a pizza shop.</w:t>
             </w:r>
           </w:p>
         </w:tc>

--- a/lessons/9-1/downloads/9-1-notes-teacher.docx
+++ b/lessons/9-1/downloads/9-1-notes-teacher.docx
@@ -219,10 +219,12 @@
     <w:p>
       <w:pPr>
         <w:pStyle w:val="Heading1"/>
+        <w:keepNext/>
+        <w:keepLines/>
         <w:pBdr>
           <w:bottom w:val="single" w:color="1FA6A2" w:sz="14" w:space="6"/>
         </w:pBdr>
-        <w:spacing w:after="140" w:before="260"/>
+        <w:spacing w:after="140" w:before="300"/>
       </w:pPr>
       <w:r>
         <w:rPr>
@@ -1023,10 +1025,12 @@
     <w:p>
       <w:pPr>
         <w:pStyle w:val="Heading1"/>
+        <w:keepNext/>
+        <w:keepLines/>
         <w:pBdr>
           <w:bottom w:val="single" w:color="1FA6A2" w:sz="14" w:space="6"/>
         </w:pBdr>
-        <w:spacing w:after="140" w:before="260"/>
+        <w:spacing w:after="140" w:before="300"/>
       </w:pPr>
       <w:r>
         <w:rPr>
@@ -1122,7 +1126,8 @@
     </w:p>
     <w:p>
       <w:pPr>
-        <w:spacing w:after="120" w:before="80"/>
+        <w:keepLines/>
+        <w:spacing w:after="260" w:before="200"/>
       </w:pPr>
       <w:r>
         <w:rPr>
@@ -1139,56 +1144,41 @@
           <w:sz w:val="22"/>
           <w:szCs w:val="22"/>
         </w:rPr>
-        <w:t xml:space="preserve">The quantity that is subject to choice is the ___ ___.</w:t>
-      </w:r>
-    </w:p>
-    <w:p>
-      <w:pPr>
-        <w:spacing w:after="120" w:before="80"/>
-      </w:pPr>
-      <w:r>
-        <w:rPr>
-          <w:b/>
-          <w:bCs/>
-          <w:color w:val="12355B"/>
+        <w:t xml:space="preserve">The quantity that is subject to choice is the </w:t>
+      </w:r>
+      <w:r>
+        <w:rPr>
           <w:sz w:val="22"/>
           <w:szCs w:val="22"/>
         </w:rPr>
-        <w:t xml:space="preserve">2.  </w:t>
+        <w:t xml:space="preserve">________________</w:t>
       </w:r>
       <w:r>
         <w:rPr>
           <w:sz w:val="22"/>
           <w:szCs w:val="22"/>
         </w:rPr>
-        <w:t xml:space="preserve">The quantity that changes in response to the other is the ___ ___.</w:t>
-      </w:r>
-    </w:p>
-    <w:p>
-      <w:pPr>
-        <w:spacing w:after="120" w:before="80"/>
-      </w:pPr>
-      <w:r>
-        <w:rPr>
-          <w:b/>
-          <w:bCs/>
-          <w:color w:val="12355B"/>
+        <w:t xml:space="preserve"> </w:t>
+      </w:r>
+      <w:r>
+        <w:rPr>
           <w:sz w:val="22"/>
           <w:szCs w:val="22"/>
         </w:rPr>
-        <w:t xml:space="preserve">3.  </w:t>
+        <w:t xml:space="preserve">________________</w:t>
       </w:r>
       <w:r>
         <w:rPr>
           <w:sz w:val="22"/>
           <w:szCs w:val="22"/>
         </w:rPr>
-        <w:t xml:space="preserve">Say it in order: the responding quantity ___ ___ the chosen one.</w:t>
-      </w:r>
-    </w:p>
-    <w:p>
-      <w:pPr>
-        <w:spacing w:after="120" w:before="80"/>
+        <w:t xml:space="preserve">.</w:t>
+      </w:r>
+    </w:p>
+    <w:p>
+      <w:pPr>
+        <w:keepLines/>
+        <w:spacing w:after="260" w:before="200"/>
       </w:pPr>
       <w:r>
         <w:rPr>
@@ -1198,46 +1188,178 @@
           <w:sz w:val="22"/>
           <w:szCs w:val="22"/>
         </w:rPr>
-        <w:t xml:space="preserve">4.  </w:t>
+        <w:t xml:space="preserve">2.  </w:t>
       </w:r>
       <w:r>
         <w:rPr>
           <w:sz w:val="22"/>
           <w:szCs w:val="22"/>
         </w:rPr>
-        <w:t xml:space="preserve">Something that can be counted or measured is a ___.</w:t>
-      </w:r>
-    </w:p>
-    <w:p>
-      <w:pPr>
-        <w:spacing w:after="120" w:before="80"/>
-      </w:pPr>
-      <w:r>
-        <w:rPr>
-          <w:b/>
-          <w:bCs/>
-          <w:color w:val="12355B"/>
+        <w:t xml:space="preserve">The quantity that changes in response to the other is the </w:t>
+      </w:r>
+      <w:r>
+        <w:rPr>
           <w:sz w:val="22"/>
           <w:szCs w:val="22"/>
         </w:rPr>
-        <w:t xml:space="preserve">5.  </w:t>
+        <w:t xml:space="preserve">________________</w:t>
       </w:r>
       <w:r>
         <w:rPr>
           <w:sz w:val="22"/>
           <w:szCs w:val="22"/>
         </w:rPr>
-        <w:t xml:space="preserve">How two quantities change together is a ___.</w:t>
+        <w:t xml:space="preserve"> </w:t>
+      </w:r>
+      <w:r>
+        <w:rPr>
+          <w:sz w:val="22"/>
+          <w:szCs w:val="22"/>
+        </w:rPr>
+        <w:t xml:space="preserve">________________</w:t>
+      </w:r>
+      <w:r>
+        <w:rPr>
+          <w:sz w:val="22"/>
+          <w:szCs w:val="22"/>
+        </w:rPr>
+        <w:t xml:space="preserve">.</w:t>
+      </w:r>
+    </w:p>
+    <w:p>
+      <w:pPr>
+        <w:keepLines/>
+        <w:spacing w:after="260" w:before="200"/>
+      </w:pPr>
+      <w:r>
+        <w:rPr>
+          <w:b/>
+          <w:bCs/>
+          <w:color w:val="12355B"/>
+          <w:sz w:val="22"/>
+          <w:szCs w:val="22"/>
+        </w:rPr>
+        <w:t xml:space="preserve">3.  </w:t>
+      </w:r>
+      <w:r>
+        <w:rPr>
+          <w:sz w:val="22"/>
+          <w:szCs w:val="22"/>
+        </w:rPr>
+        <w:t xml:space="preserve">Say it in order: the responding quantity </w:t>
+      </w:r>
+      <w:r>
+        <w:rPr>
+          <w:sz w:val="22"/>
+          <w:szCs w:val="22"/>
+        </w:rPr>
+        <w:t xml:space="preserve">________________</w:t>
+      </w:r>
+      <w:r>
+        <w:rPr>
+          <w:sz w:val="22"/>
+          <w:szCs w:val="22"/>
+        </w:rPr>
+        <w:t xml:space="preserve"> </w:t>
+      </w:r>
+      <w:r>
+        <w:rPr>
+          <w:sz w:val="22"/>
+          <w:szCs w:val="22"/>
+        </w:rPr>
+        <w:t xml:space="preserve">________________</w:t>
+      </w:r>
+      <w:r>
+        <w:rPr>
+          <w:sz w:val="22"/>
+          <w:szCs w:val="22"/>
+        </w:rPr>
+        <w:t xml:space="preserve"> the chosen one.</w:t>
+      </w:r>
+    </w:p>
+    <w:p>
+      <w:pPr>
+        <w:keepLines/>
+        <w:spacing w:after="260" w:before="200"/>
+      </w:pPr>
+      <w:r>
+        <w:rPr>
+          <w:b/>
+          <w:bCs/>
+          <w:color w:val="12355B"/>
+          <w:sz w:val="22"/>
+          <w:szCs w:val="22"/>
+        </w:rPr>
+        <w:t xml:space="preserve">4.  </w:t>
+      </w:r>
+      <w:r>
+        <w:rPr>
+          <w:sz w:val="22"/>
+          <w:szCs w:val="22"/>
+        </w:rPr>
+        <w:t xml:space="preserve">Something that can be counted or measured is a </w:t>
+      </w:r>
+      <w:r>
+        <w:rPr>
+          <w:sz w:val="22"/>
+          <w:szCs w:val="22"/>
+        </w:rPr>
+        <w:t xml:space="preserve">________________</w:t>
+      </w:r>
+      <w:r>
+        <w:rPr>
+          <w:sz w:val="22"/>
+          <w:szCs w:val="22"/>
+        </w:rPr>
+        <w:t xml:space="preserve">.</w:t>
+      </w:r>
+    </w:p>
+    <w:p>
+      <w:pPr>
+        <w:keepLines/>
+        <w:spacing w:after="260" w:before="200"/>
+      </w:pPr>
+      <w:r>
+        <w:rPr>
+          <w:b/>
+          <w:bCs/>
+          <w:color w:val="12355B"/>
+          <w:sz w:val="22"/>
+          <w:szCs w:val="22"/>
+        </w:rPr>
+        <w:t xml:space="preserve">5.  </w:t>
+      </w:r>
+      <w:r>
+        <w:rPr>
+          <w:sz w:val="22"/>
+          <w:szCs w:val="22"/>
+        </w:rPr>
+        <w:t xml:space="preserve">How two quantities change together is a </w:t>
+      </w:r>
+      <w:r>
+        <w:rPr>
+          <w:sz w:val="22"/>
+          <w:szCs w:val="22"/>
+        </w:rPr>
+        <w:t xml:space="preserve">________________</w:t>
+      </w:r>
+      <w:r>
+        <w:rPr>
+          <w:sz w:val="22"/>
+          <w:szCs w:val="22"/>
+        </w:rPr>
+        <w:t xml:space="preserve">.</w:t>
       </w:r>
     </w:p>
     <w:p>
       <w:pPr>
         <w:pStyle w:val="Heading1"/>
-        <w:pageBreakBefore/>
+        <w:keepNext/>
+        <w:keepLines/>
         <w:pBdr>
           <w:bottom w:val="single" w:color="1FA6A2" w:sz="14" w:space="6"/>
         </w:pBdr>
-        <w:spacing w:after="140" w:before="0"/>
+        <w:spacing w:after="140" w:before="300"/>
       </w:pPr>
       <w:r>
         <w:rPr>
@@ -2518,11 +2640,12 @@
     <w:p>
       <w:pPr>
         <w:pStyle w:val="Heading1"/>
-        <w:pageBreakBefore/>
+        <w:keepNext/>
+        <w:keepLines/>
         <w:pBdr>
           <w:bottom w:val="single" w:color="1FA6A2" w:sz="14" w:space="6"/>
         </w:pBdr>
-        <w:spacing w:after="140" w:before="0"/>
+        <w:spacing w:after="140" w:before="300"/>
       </w:pPr>
       <w:r>
         <w:rPr>
@@ -2775,11 +2898,12 @@
     <w:p>
       <w:pPr>
         <w:pStyle w:val="Heading1"/>
-        <w:pageBreakBefore/>
+        <w:keepNext/>
+        <w:keepLines/>
         <w:pBdr>
           <w:bottom w:val="single" w:color="1FA6A2" w:sz="14" w:space="6"/>
         </w:pBdr>
-        <w:spacing w:after="140" w:before="0"/>
+        <w:spacing w:after="140" w:before="300"/>
       </w:pPr>
       <w:r>
         <w:rPr>
@@ -3500,11 +3624,12 @@
     <w:p>
       <w:pPr>
         <w:pStyle w:val="Heading1"/>
-        <w:pageBreakBefore/>
+        <w:keepNext/>
+        <w:keepLines/>
         <w:pBdr>
           <w:bottom w:val="single" w:color="1FA6A2" w:sz="14" w:space="6"/>
         </w:pBdr>
-        <w:spacing w:after="140" w:before="0"/>
+        <w:spacing w:after="140" w:before="300"/>
       </w:pPr>
       <w:r>
         <w:rPr>
@@ -4393,11 +4518,12 @@
     <w:p>
       <w:pPr>
         <w:pStyle w:val="Heading1"/>
-        <w:pageBreakBefore/>
+        <w:keepNext/>
+        <w:keepLines/>
         <w:pBdr>
           <w:bottom w:val="single" w:color="1FA6A2" w:sz="14" w:space="6"/>
         </w:pBdr>
-        <w:spacing w:after="140" w:before="0"/>
+        <w:spacing w:after="140" w:before="300"/>
       </w:pPr>
       <w:r>
         <w:rPr>
@@ -4510,6 +4636,8 @@
     <w:p>
       <w:pPr>
         <w:pStyle w:val="Heading1"/>
+        <w:keepNext/>
+        <w:keepLines/>
         <w:pageBreakBefore/>
         <w:pBdr>
           <w:bottom w:val="single" w:color="1FA6A2" w:sz="14" w:space="6"/>

--- a/lessons/9-1/downloads/9-1-notes-teacher.docx
+++ b/lessons/9-1/downloads/9-1-notes-teacher.docx
@@ -1372,47 +1372,6 @@
         <w:t xml:space="preserve">Write About the Math</w:t>
       </w:r>
     </w:p>
-    <w:p>
-      <w:pPr>
-        <w:spacing w:after="100"/>
-      </w:pPr>
-      <w:r>
-        <w:rPr>
-          <w:i/>
-          <w:iCs/>
-          <w:color w:val="5F6F80"/>
-          <w:sz w:val="19"/>
-          <w:szCs w:val="19"/>
-        </w:rPr>
-        <w:t xml:space="preserve">Use the support level you need. Every level answers the same math question.</w:t>
-      </w:r>
-    </w:p>
-    <w:p>
-      <w:pPr>
-        <w:pStyle w:val="Heading2"/>
-        <w:spacing w:after="80" w:before="180"/>
-      </w:pPr>
-      <w:r>
-        <w:rPr>
-          <w:b/>
-          <w:bCs/>
-          <w:color w:val="12355B"/>
-          <w:sz w:val="24"/>
-          <w:szCs w:val="24"/>
-        </w:rPr>
-        <w:t xml:space="preserve">1. Understand the Question</w:t>
-      </w:r>
-      <w:r>
-        <w:rPr>
-          <w:i/>
-          <w:iCs/>
-          <w:color w:val="B97A12"/>
-          <w:sz w:val="19"/>
-          <w:szCs w:val="19"/>
-        </w:rPr>
-        <w:t xml:space="preserve">   explain</w:t>
-      </w:r>
-    </w:p>
     <w:tbl>
       <w:tblPr>
         <w:tblW w:type="pct" w:w="100%"/>
@@ -1451,344 +1410,6 @@
               </w:rPr>
               <w:t xml:space="preserve">Which two quantities in this shop are related, so that one depends on the other — and which quantity does NOT depend on the number of pizzas at all?</w:t>
             </w:r>
-          </w:p>
-          <w:p>
-            <w:pPr>
-              <w:spacing w:after="0"/>
-            </w:pPr>
-            <w:r>
-              <w:rPr>
-                <w:b/>
-                <w:bCs/>
-                <w:color w:val="12355B"/>
-                <w:sz w:val="20"/>
-                <w:szCs w:val="20"/>
-              </w:rPr>
-              <w:t xml:space="preserve">Your job:  </w:t>
-            </w:r>
-            <w:r>
-              <w:rPr>
-                <w:sz w:val="20"/>
-                <w:szCs w:val="20"/>
-              </w:rPr>
-              <w:t xml:space="preserve">Answer the question. Use math evidence. Explain how the evidence proves your answer.</w:t>
-            </w:r>
-            <w:r>
-              <w:rPr>
-                <w:i/>
-                <w:iCs/>
-                <w:color w:val="5F6F80"/>
-                <w:sz w:val="18"/>
-                <w:szCs w:val="18"/>
-              </w:rPr>
-              <w:br/>
-              <w:t xml:space="preserve">Responde la pregunta. Usa evidencia matemática. Explica cómo la evidencia demuestra tu respuesta.</w:t>
-            </w:r>
-          </w:p>
-        </w:tc>
-      </w:tr>
-    </w:tbl>
-    <w:p>
-      <w:pPr>
-        <w:pStyle w:val="Heading2"/>
-        <w:spacing w:after="80" w:before="180"/>
-      </w:pPr>
-      <w:r>
-        <w:rPr>
-          <w:b/>
-          <w:bCs/>
-          <w:color w:val="12355B"/>
-          <w:sz w:val="24"/>
-          <w:szCs w:val="24"/>
-        </w:rPr>
-        <w:t xml:space="preserve">2. Plan Your Math Words</w:t>
-      </w:r>
-      <w:r>
-        <w:rPr>
-          <w:i/>
-          <w:iCs/>
-          <w:color w:val="1FA6A2"/>
-          <w:sz w:val="19"/>
-          <w:szCs w:val="19"/>
-        </w:rPr>
-        <w:t xml:space="preserve">   check at least two</w:t>
-      </w:r>
-    </w:p>
-    <w:p>
-      <w:pPr>
-        <w:spacing w:after="60"/>
-      </w:pPr>
-      <w:r>
-        <w:rPr>
-          <w:b/>
-          <w:bCs/>
-          <w:color w:val="1FA6A2"/>
-          <w:sz w:val="22"/>
-          <w:szCs w:val="22"/>
-        </w:rPr>
-        <w:t xml:space="preserve">☐  </w:t>
-      </w:r>
-      <w:r>
-        <w:rPr>
-          <w:b/>
-          <w:bCs/>
-          <w:color w:val="12355B"/>
-          <w:sz w:val="20"/>
-          <w:szCs w:val="20"/>
-        </w:rPr>
-        <w:t xml:space="preserve">independent variable — </w:t>
-      </w:r>
-      <w:r>
-        <w:rPr>
-          <w:sz w:val="20"/>
-          <w:szCs w:val="20"/>
-        </w:rPr>
-        <w:t xml:space="preserve">The quantity that is subject to choice. It does not depend on the other quantity.</w:t>
-      </w:r>
-      <w:r>
-        <w:rPr>
-          <w:i/>
-          <w:iCs/>
-          <w:color w:val="5F6F80"/>
-          <w:sz w:val="18"/>
-          <w:szCs w:val="18"/>
-        </w:rPr>
-        <w:br/>
-        <w:t xml:space="preserve">variable independiente — La cantidad que se elige. No depende de la otra cantidad.</w:t>
-      </w:r>
-    </w:p>
-    <w:p>
-      <w:pPr>
-        <w:spacing w:after="60"/>
-      </w:pPr>
-      <w:r>
-        <w:rPr>
-          <w:b/>
-          <w:bCs/>
-          <w:color w:val="1FA6A2"/>
-          <w:sz w:val="22"/>
-          <w:szCs w:val="22"/>
-        </w:rPr>
-        <w:t xml:space="preserve">☐  </w:t>
-      </w:r>
-      <w:r>
-        <w:rPr>
-          <w:b/>
-          <w:bCs/>
-          <w:color w:val="12355B"/>
-          <w:sz w:val="20"/>
-          <w:szCs w:val="20"/>
-        </w:rPr>
-        <w:t xml:space="preserve">dependent variable — </w:t>
-      </w:r>
-      <w:r>
-        <w:rPr>
-          <w:sz w:val="20"/>
-          <w:szCs w:val="20"/>
-        </w:rPr>
-        <w:t xml:space="preserve">The quantity that changes in response to the independent variable.</w:t>
-      </w:r>
-      <w:r>
-        <w:rPr>
-          <w:i/>
-          <w:iCs/>
-          <w:color w:val="5F6F80"/>
-          <w:sz w:val="18"/>
-          <w:szCs w:val="18"/>
-        </w:rPr>
-        <w:br/>
-        <w:t xml:space="preserve">variable dependiente — La cantidad que cambia en respuesta a la variable independiente.</w:t>
-      </w:r>
-    </w:p>
-    <w:p>
-      <w:pPr>
-        <w:spacing w:after="60"/>
-      </w:pPr>
-      <w:r>
-        <w:rPr>
-          <w:b/>
-          <w:bCs/>
-          <w:color w:val="1FA6A2"/>
-          <w:sz w:val="22"/>
-          <w:szCs w:val="22"/>
-        </w:rPr>
-        <w:t xml:space="preserve">☐  </w:t>
-      </w:r>
-      <w:r>
-        <w:rPr>
-          <w:b/>
-          <w:bCs/>
-          <w:color w:val="12355B"/>
-          <w:sz w:val="20"/>
-          <w:szCs w:val="20"/>
-        </w:rPr>
-        <w:t xml:space="preserve">depends on — </w:t>
-      </w:r>
-      <w:r>
-        <w:rPr>
-          <w:sz w:val="20"/>
-          <w:szCs w:val="20"/>
-        </w:rPr>
-        <w:t xml:space="preserve">One quantity depends on another when changing the first causes the second to change.</w:t>
-      </w:r>
-      <w:r>
-        <w:rPr>
-          <w:i/>
-          <w:iCs/>
-          <w:color w:val="5F6F80"/>
-          <w:sz w:val="18"/>
-          <w:szCs w:val="18"/>
-        </w:rPr>
-        <w:br/>
-        <w:t xml:space="preserve">depende de — Una cantidad depende de otra cuando cambiar la primera hace cambiar la segunda.</w:t>
-      </w:r>
-    </w:p>
-    <w:p>
-      <w:pPr>
-        <w:spacing w:after="60"/>
-      </w:pPr>
-      <w:r>
-        <w:rPr>
-          <w:b/>
-          <w:bCs/>
-          <w:color w:val="1FA6A2"/>
-          <w:sz w:val="22"/>
-          <w:szCs w:val="22"/>
-        </w:rPr>
-        <w:t xml:space="preserve">☐  </w:t>
-      </w:r>
-      <w:r>
-        <w:rPr>
-          <w:b/>
-          <w:bCs/>
-          <w:color w:val="12355B"/>
-          <w:sz w:val="20"/>
-          <w:szCs w:val="20"/>
-        </w:rPr>
-        <w:t xml:space="preserve">quantity — </w:t>
-      </w:r>
-      <w:r>
-        <w:rPr>
-          <w:sz w:val="20"/>
-          <w:szCs w:val="20"/>
-        </w:rPr>
-        <w:t xml:space="preserve">Something that can be counted or measured.</w:t>
-      </w:r>
-      <w:r>
-        <w:rPr>
-          <w:i/>
-          <w:iCs/>
-          <w:color w:val="5F6F80"/>
-          <w:sz w:val="18"/>
-          <w:szCs w:val="18"/>
-        </w:rPr>
-        <w:br/>
-        <w:t xml:space="preserve">cantidad — Algo que se puede contar o medir.</w:t>
-      </w:r>
-    </w:p>
-    <w:p>
-      <w:pPr>
-        <w:spacing w:after="60"/>
-      </w:pPr>
-      <w:r>
-        <w:rPr>
-          <w:b/>
-          <w:bCs/>
-          <w:color w:val="1FA6A2"/>
-          <w:sz w:val="22"/>
-          <w:szCs w:val="22"/>
-        </w:rPr>
-        <w:t xml:space="preserve">☐  </w:t>
-      </w:r>
-      <w:r>
-        <w:rPr>
-          <w:b/>
-          <w:bCs/>
-          <w:color w:val="12355B"/>
-          <w:sz w:val="20"/>
-          <w:szCs w:val="20"/>
-        </w:rPr>
-        <w:t xml:space="preserve">relationship — </w:t>
-      </w:r>
-      <w:r>
-        <w:rPr>
-          <w:sz w:val="20"/>
-          <w:szCs w:val="20"/>
-        </w:rPr>
-        <w:t xml:space="preserve">How two quantities change together.</w:t>
-      </w:r>
-      <w:r>
-        <w:rPr>
-          <w:i/>
-          <w:iCs/>
-          <w:color w:val="5F6F80"/>
-          <w:sz w:val="18"/>
-          <w:szCs w:val="18"/>
-        </w:rPr>
-        <w:br/>
-        <w:t xml:space="preserve">relación — Cómo dos cantidades cambian juntas.</w:t>
-      </w:r>
-    </w:p>
-    <w:tbl>
-      <w:tblPr>
-        <w:tblW w:type="pct" w:w="100%"/>
-        <w:tblBorders>
-          <w:top w:val="single" w:color="1FA6A2" w:sz="8"/>
-          <w:left w:val="single" w:color="1FA6A2" w:sz="8"/>
-          <w:bottom w:val="single" w:color="1FA6A2" w:sz="8"/>
-          <w:right w:val="single" w:color="1FA6A2" w:sz="8"/>
-          <w:insideH w:val="single" w:color="auto" w:sz="4"/>
-          <w:insideV w:val="single" w:color="auto" w:sz="4"/>
-        </w:tblBorders>
-      </w:tblPr>
-      <w:tblGrid>
-        <w:gridCol w:w="100"/>
-      </w:tblGrid>
-      <w:tr>
-        <w:tc>
-          <w:tcPr>
-            <w:shd w:fill="F7FFFD" w:color="auto" w:val="clear"/>
-            <w:tcMar>
-              <w:top w:type="dxa" w:w="120"/>
-              <w:left w:type="dxa" w:w="180"/>
-              <w:bottom w:type="dxa" w:w="120"/>
-              <w:right w:type="dxa" w:w="180"/>
-            </w:tcMar>
-          </w:tcPr>
-          <w:p>
-            <w:pPr>
-              <w:spacing w:after="50"/>
-            </w:pPr>
-            <w:r>
-              <w:rPr>
-                <w:b/>
-                <w:bCs/>
-                <w:color w:val="1FA6A2"/>
-                <w:sz w:val="20"/>
-                <w:szCs w:val="20"/>
-              </w:rPr>
-              <w:t xml:space="preserve">Say it first:  </w:t>
-            </w:r>
-            <w:r>
-              <w:rPr>
-                <w:sz w:val="20"/>
-                <w:szCs w:val="20"/>
-              </w:rPr>
-              <w:t xml:space="preserve">Say your idea to a partner or quietly to yourself before you write.</w:t>
-            </w:r>
-          </w:p>
-          <w:p>
-            <w:pPr>
-              <w:spacing w:after="60"/>
-            </w:pPr>
-            <w:r>
-              <w:rPr>
-                <w:color w:val="1A2733"/>
-                <w:sz w:val="21"/>
-                <w:szCs w:val="21"/>
-              </w:rPr>
-              <w:t xml:space="preserve">In this scenario, the ___ is the independent variable. The ___ and the ___ both depend on it. The number of ___ stays the same no matter how many pizzas are made.</w:t>
-            </w:r>
             <w:r>
               <w:rPr>
                 <w:i/>
@@ -1798,7 +1419,7 @@
                 <w:szCs w:val="19"/>
               </w:rPr>
               <w:br/>
-              <w:t xml:space="preserve">Di tu respuesta primero: Mi respuesta es ___ porque ___.</w:t>
+              <w:t xml:space="preserve">¿Qué dos cantidades de esta pizzería están relacionadas, de modo que una depende de la otra — y qué cantidad no depende para nada del número de pizzas?</w:t>
             </w:r>
           </w:p>
         </w:tc>
@@ -1806,28 +1427,192 @@
     </w:tbl>
     <w:p>
       <w:pPr>
-        <w:pStyle w:val="Heading2"/>
-        <w:spacing w:after="80" w:before="180"/>
-      </w:pPr>
-      <w:r>
-        <w:rPr>
-          <w:b/>
-          <w:bCs/>
-          <w:color w:val="12355B"/>
-          <w:sz w:val="24"/>
-          <w:szCs w:val="24"/>
-        </w:rPr>
-        <w:t xml:space="preserve">3. Build Your Explanation</w:t>
-      </w:r>
+        <w:spacing w:after="100"/>
+      </w:pPr>
       <w:r>
         <w:rPr>
           <w:i/>
           <w:iCs/>
-          <w:color w:val="B97A12"/>
+          <w:color w:val="5F6F80"/>
           <w:sz w:val="19"/>
           <w:szCs w:val="19"/>
         </w:rPr>
-        <w:t xml:space="preserve">   choose your support</w:t>
+        <w:t xml:space="preserve">Say your answer to a partner first. Then write it, using at least two of these words:</w:t>
+      </w:r>
+    </w:p>
+    <w:p>
+      <w:pPr>
+        <w:spacing w:after="40"/>
+      </w:pPr>
+      <w:r>
+        <w:rPr>
+          <w:b/>
+          <w:bCs/>
+          <w:color w:val="1FA6A2"/>
+          <w:sz w:val="22"/>
+          <w:szCs w:val="22"/>
+        </w:rPr>
+        <w:t xml:space="preserve">☐  </w:t>
+      </w:r>
+      <w:r>
+        <w:rPr>
+          <w:b/>
+          <w:bCs/>
+          <w:color w:val="12355B"/>
+          <w:sz w:val="20"/>
+          <w:szCs w:val="20"/>
+        </w:rPr>
+        <w:t xml:space="preserve">independent variable</w:t>
+      </w:r>
+      <w:r>
+        <w:rPr>
+          <w:i/>
+          <w:iCs/>
+          <w:color w:val="5F6F80"/>
+          <w:sz w:val="18"/>
+          <w:szCs w:val="18"/>
+        </w:rPr>
+        <w:t xml:space="preserve">  ·  variable independiente</w:t>
+      </w:r>
+    </w:p>
+    <w:p>
+      <w:pPr>
+        <w:spacing w:after="40"/>
+      </w:pPr>
+      <w:r>
+        <w:rPr>
+          <w:b/>
+          <w:bCs/>
+          <w:color w:val="1FA6A2"/>
+          <w:sz w:val="22"/>
+          <w:szCs w:val="22"/>
+        </w:rPr>
+        <w:t xml:space="preserve">☐  </w:t>
+      </w:r>
+      <w:r>
+        <w:rPr>
+          <w:b/>
+          <w:bCs/>
+          <w:color w:val="12355B"/>
+          <w:sz w:val="20"/>
+          <w:szCs w:val="20"/>
+        </w:rPr>
+        <w:t xml:space="preserve">dependent variable</w:t>
+      </w:r>
+      <w:r>
+        <w:rPr>
+          <w:i/>
+          <w:iCs/>
+          <w:color w:val="5F6F80"/>
+          <w:sz w:val="18"/>
+          <w:szCs w:val="18"/>
+        </w:rPr>
+        <w:t xml:space="preserve">  ·  variable dependiente</w:t>
+      </w:r>
+    </w:p>
+    <w:p>
+      <w:pPr>
+        <w:spacing w:after="40"/>
+      </w:pPr>
+      <w:r>
+        <w:rPr>
+          <w:b/>
+          <w:bCs/>
+          <w:color w:val="1FA6A2"/>
+          <w:sz w:val="22"/>
+          <w:szCs w:val="22"/>
+        </w:rPr>
+        <w:t xml:space="preserve">☐  </w:t>
+      </w:r>
+      <w:r>
+        <w:rPr>
+          <w:b/>
+          <w:bCs/>
+          <w:color w:val="12355B"/>
+          <w:sz w:val="20"/>
+          <w:szCs w:val="20"/>
+        </w:rPr>
+        <w:t xml:space="preserve">depends on</w:t>
+      </w:r>
+      <w:r>
+        <w:rPr>
+          <w:i/>
+          <w:iCs/>
+          <w:color w:val="5F6F80"/>
+          <w:sz w:val="18"/>
+          <w:szCs w:val="18"/>
+        </w:rPr>
+        <w:t xml:space="preserve">  ·  depende de</w:t>
+      </w:r>
+    </w:p>
+    <w:p>
+      <w:pPr>
+        <w:spacing w:after="40"/>
+      </w:pPr>
+      <w:r>
+        <w:rPr>
+          <w:b/>
+          <w:bCs/>
+          <w:color w:val="1FA6A2"/>
+          <w:sz w:val="22"/>
+          <w:szCs w:val="22"/>
+        </w:rPr>
+        <w:t xml:space="preserve">☐  </w:t>
+      </w:r>
+      <w:r>
+        <w:rPr>
+          <w:b/>
+          <w:bCs/>
+          <w:color w:val="12355B"/>
+          <w:sz w:val="20"/>
+          <w:szCs w:val="20"/>
+        </w:rPr>
+        <w:t xml:space="preserve">quantity</w:t>
+      </w:r>
+      <w:r>
+        <w:rPr>
+          <w:i/>
+          <w:iCs/>
+          <w:color w:val="5F6F80"/>
+          <w:sz w:val="18"/>
+          <w:szCs w:val="18"/>
+        </w:rPr>
+        <w:t xml:space="preserve">  ·  cantidad</w:t>
+      </w:r>
+    </w:p>
+    <w:p>
+      <w:pPr>
+        <w:spacing w:after="40"/>
+      </w:pPr>
+      <w:r>
+        <w:rPr>
+          <w:b/>
+          <w:bCs/>
+          <w:color w:val="1FA6A2"/>
+          <w:sz w:val="22"/>
+          <w:szCs w:val="22"/>
+        </w:rPr>
+        <w:t xml:space="preserve">☐  </w:t>
+      </w:r>
+      <w:r>
+        <w:rPr>
+          <w:b/>
+          <w:bCs/>
+          <w:color w:val="12355B"/>
+          <w:sz w:val="20"/>
+          <w:szCs w:val="20"/>
+        </w:rPr>
+        <w:t xml:space="preserve">relationship</w:t>
+      </w:r>
+      <w:r>
+        <w:rPr>
+          <w:i/>
+          <w:iCs/>
+          <w:color w:val="5F6F80"/>
+          <w:sz w:val="18"/>
+          <w:szCs w:val="18"/>
+        </w:rPr>
+        <w:t xml:space="preserve">  ·  relación</w:t>
       </w:r>
     </w:p>
     <w:tbl>
@@ -1858,21 +1643,6 @@
           </w:tcPr>
           <w:p>
             <w:pPr>
-              <w:spacing w:after="50"/>
-            </w:pPr>
-            <w:r>
-              <w:rPr>
-                <w:i/>
-                <w:iCs/>
-                <w:color w:val="5F6F80"/>
-                <w:sz w:val="19"/>
-                <w:szCs w:val="19"/>
-              </w:rPr>
-              <w:t xml:space="preserve">This model shows the parts of an explanation. It does not answer your writing question.</w:t>
-            </w:r>
-          </w:p>
-          <w:p>
-            <w:pPr>
               <w:spacing w:after="80"/>
             </w:pPr>
             <w:r>
@@ -1883,58 +1653,14 @@
                 <w:sz w:val="19"/>
                 <w:szCs w:val="19"/>
               </w:rPr>
-              <w:t xml:space="preserve">Claim:  </w:t>
+              <w:t xml:space="preserve">Model:  </w:t>
             </w:r>
             <w:r>
               <w:rPr>
                 <w:sz w:val="19"/>
                 <w:szCs w:val="19"/>
               </w:rPr>
-              <w:t xml:space="preserve">Akela chose where to place each tray, which set the hours of sunlight; the plant height was measured afterward, in response to the sunlight.</w:t>
-            </w:r>
-          </w:p>
-          <w:p>
-            <w:pPr>
-              <w:spacing w:after="80"/>
-            </w:pPr>
-            <w:r>
-              <w:rPr>
-                <w:b/>
-                <w:bCs/>
-                <w:color w:val="12355B"/>
-                <w:sz w:val="19"/>
-                <w:szCs w:val="19"/>
-              </w:rPr>
-              <w:t xml:space="preserve">Evidence:  </w:t>
-            </w:r>
-            <w:r>
-              <w:rPr>
-                <w:sz w:val="19"/>
-                <w:szCs w:val="19"/>
-              </w:rPr>
-              <w:t xml:space="preserve">A strong answer names sunlight as chosen (independent) and height as responding (dependent), and can say the sentence 'height depends on sunlight.' A weak answer just says 'height is bigger' without naming which quantity was chosen.</w:t>
-            </w:r>
-          </w:p>
-          <w:p>
-            <w:pPr>
-              <w:spacing w:after="80"/>
-            </w:pPr>
-            <w:r>
-              <w:rPr>
-                <w:b/>
-                <w:bCs/>
-                <w:color w:val="12355B"/>
-                <w:sz w:val="19"/>
-                <w:szCs w:val="19"/>
-              </w:rPr>
-              <w:t xml:space="preserve">Reasoning:  </w:t>
-            </w:r>
-            <w:r>
-              <w:rPr>
-                <w:sz w:val="19"/>
-                <w:szCs w:val="19"/>
-              </w:rPr>
-              <w:t xml:space="preserve">This evidence connects the definition of relationship to the mathematical claim.</w:t>
+              <w:t xml:space="preserve">Akela chose where to place each tray, which set the hours of sunlight; the plant height was measured afterward, in response to the sunlight. — A strong answer names sunlight as chosen (independent) and height as responding (dependent), and can say the sentence 'height depends on sunlight.' A weak answer just says 'height is bigger' without naming which quantity was chosen.</w:t>
             </w:r>
           </w:p>
         </w:tc>
@@ -2013,7 +1739,7 @@
           <w:sz w:val="21"/>
           <w:szCs w:val="21"/>
         </w:rPr>
-        <w:t xml:space="preserve">My answer is ___.</w:t>
+        <w:t xml:space="preserve">My answer is ___ because ___.</w:t>
       </w:r>
       <w:r>
         <w:rPr>
@@ -2024,7 +1750,7 @@
           <w:szCs w:val="19"/>
         </w:rPr>
         <w:br/>
-        <w:t xml:space="preserve">Mi respuesta es ___.</w:t>
+        <w:t xml:space="preserve">Mi respuesta es ___ porque ___.</w:t>
       </w:r>
     </w:p>
     <w:tbl>
@@ -2164,7 +1890,7 @@
           <w:sz w:val="21"/>
           <w:szCs w:val="21"/>
         </w:rPr>
-        <w:t xml:space="preserve">I know because ___.</w:t>
+        <w:t xml:space="preserve">My evidence is ___, so ___.</w:t>
       </w:r>
       <w:r>
         <w:rPr>
@@ -2175,31 +1901,7 @@
           <w:szCs w:val="19"/>
         </w:rPr>
         <w:br/>
-        <w:t xml:space="preserve">Lo sé porque ___.</w:t>
-      </w:r>
-    </w:p>
-    <w:p>
-      <w:pPr>
-        <w:spacing w:after="60"/>
-      </w:pPr>
-      <w:r>
-        <w:rPr>
-          <w:color w:val="1A2733"/>
-          <w:sz w:val="21"/>
-          <w:szCs w:val="21"/>
-        </w:rPr>
-        <w:t xml:space="preserve">So ___.</w:t>
-      </w:r>
-      <w:r>
-        <w:rPr>
-          <w:i/>
-          <w:iCs/>
-          <w:color w:val="5F6F80"/>
-          <w:sz w:val="19"/>
-          <w:szCs w:val="19"/>
-        </w:rPr>
-        <w:br/>
-        <w:t xml:space="preserve">Entonces ___.</w:t>
+        <w:t xml:space="preserve">Mi evidencia es ___, entonces ___.</w:t>
       </w:r>
     </w:p>
     <w:tbl>
@@ -2305,78 +2007,6 @@
         <w:t xml:space="preserve">Escribe una afirmación, da evidencia matemática y explica tu razonamiento.</w:t>
       </w:r>
     </w:p>
-    <w:p>
-      <w:pPr>
-        <w:spacing w:after="60"/>
-      </w:pPr>
-      <w:r>
-        <w:rPr>
-          <w:color w:val="1A2733"/>
-          <w:sz w:val="21"/>
-          <w:szCs w:val="21"/>
-        </w:rPr>
-        <w:t xml:space="preserve">My claim is ___.</w:t>
-      </w:r>
-      <w:r>
-        <w:rPr>
-          <w:i/>
-          <w:iCs/>
-          <w:color w:val="5F6F80"/>
-          <w:sz w:val="19"/>
-          <w:szCs w:val="19"/>
-        </w:rPr>
-        <w:br/>
-        <w:t xml:space="preserve">Mi afirmación es ___.</w:t>
-      </w:r>
-    </w:p>
-    <w:p>
-      <w:pPr>
-        <w:spacing w:after="60"/>
-      </w:pPr>
-      <w:r>
-        <w:rPr>
-          <w:color w:val="1A2733"/>
-          <w:sz w:val="21"/>
-          <w:szCs w:val="21"/>
-        </w:rPr>
-        <w:t xml:space="preserve">My math evidence is ___.</w:t>
-      </w:r>
-      <w:r>
-        <w:rPr>
-          <w:i/>
-          <w:iCs/>
-          <w:color w:val="5F6F80"/>
-          <w:sz w:val="19"/>
-          <w:szCs w:val="19"/>
-        </w:rPr>
-        <w:br/>
-        <w:t xml:space="preserve">Mi evidencia matemática es ___.</w:t>
-      </w:r>
-    </w:p>
-    <w:p>
-      <w:pPr>
-        <w:spacing w:after="60"/>
-      </w:pPr>
-      <w:r>
-        <w:rPr>
-          <w:color w:val="1A2733"/>
-          <w:sz w:val="21"/>
-          <w:szCs w:val="21"/>
-        </w:rPr>
-        <w:t xml:space="preserve">This proves ___ because ___.</w:t>
-      </w:r>
-      <w:r>
-        <w:rPr>
-          <w:i/>
-          <w:iCs/>
-          <w:color w:val="5F6F80"/>
-          <w:sz w:val="19"/>
-          <w:szCs w:val="19"/>
-        </w:rPr>
-        <w:br/>
-        <w:t xml:space="preserve">Esto demuestra ___ porque ___.</w:t>
-      </w:r>
-    </w:p>
     <w:tbl>
       <w:tblPr>
         <w:tblW w:type="pct" w:w="100%"/>
@@ -2459,7 +2089,7 @@
           <w:sz w:val="24"/>
           <w:szCs w:val="24"/>
         </w:rPr>
-        <w:t xml:space="preserve">4. Check Your Explanation</w:t>
+        <w:t xml:space="preserve">Check Your Explanation</w:t>
       </w:r>
       <w:r>
         <w:rPr>
@@ -2469,7 +2099,7 @@
           <w:sz w:val="19"/>
           <w:szCs w:val="19"/>
         </w:rPr>
-        <w:t xml:space="preserve">   five quick checks</w:t>
+        <w:t xml:space="preserve">   three quick checks</w:t>
       </w:r>
     </w:p>
     <w:p>
@@ -2493,17 +2123,6 @@
         </w:rPr>
         <w:t xml:space="preserve">I answered the question.</w:t>
       </w:r>
-      <w:r>
-        <w:rPr>
-          <w:i/>
-          <w:iCs/>
-          <w:color w:val="5F6F80"/>
-          <w:sz w:val="18"/>
-          <w:szCs w:val="18"/>
-        </w:rPr>
-        <w:br/>
-        <w:t xml:space="preserve">Respondí la pregunta.</w:t>
-      </w:r>
     </w:p>
     <w:p>
       <w:pPr>
@@ -2524,18 +2143,7 @@
           <w:sz w:val="20"/>
           <w:szCs w:val="20"/>
         </w:rPr>
-        <w:t xml:space="preserve">I used math evidence: numbers, an equation, a model, or a comparison.</w:t>
-      </w:r>
-      <w:r>
-        <w:rPr>
-          <w:i/>
-          <w:iCs/>
-          <w:color w:val="5F6F80"/>
-          <w:sz w:val="18"/>
-          <w:szCs w:val="18"/>
-        </w:rPr>
-        <w:br/>
-        <w:t xml:space="preserve">Usé evidencia matemática: números, una ecuación, un modelo o una comparación.</w:t>
+        <w:t xml:space="preserve">I used math evidence: numbers, an equation, or a model.</w:t>
       </w:r>
     </w:p>
     <w:p>
@@ -2557,84 +2165,7 @@
           <w:sz w:val="20"/>
           <w:szCs w:val="20"/>
         </w:rPr>
-        <w:t xml:space="preserve">I explained how the evidence proves my answer.</w:t>
-      </w:r>
-      <w:r>
-        <w:rPr>
-          <w:i/>
-          <w:iCs/>
-          <w:color w:val="5F6F80"/>
-          <w:sz w:val="18"/>
-          <w:szCs w:val="18"/>
-        </w:rPr>
-        <w:br/>
-        <w:t xml:space="preserve">Expliqué cómo la evidencia demuestra mi respuesta.</w:t>
-      </w:r>
-    </w:p>
-    <w:p>
-      <w:pPr>
-        <w:spacing w:after="80"/>
-      </w:pPr>
-      <w:r>
-        <w:rPr>
-          <w:b/>
-          <w:bCs/>
-          <w:color w:val="1FA6A2"/>
-          <w:sz w:val="22"/>
-          <w:szCs w:val="22"/>
-        </w:rPr>
-        <w:t xml:space="preserve">☐  </w:t>
-      </w:r>
-      <w:r>
-        <w:rPr>
-          <w:sz w:val="20"/>
-          <w:szCs w:val="20"/>
-        </w:rPr>
         <w:t xml:space="preserve">I used at least two math words.</w:t>
-      </w:r>
-      <w:r>
-        <w:rPr>
-          <w:i/>
-          <w:iCs/>
-          <w:color w:val="5F6F80"/>
-          <w:sz w:val="18"/>
-          <w:szCs w:val="18"/>
-        </w:rPr>
-        <w:br/>
-        <w:t xml:space="preserve">Usé por lo menos dos palabras matemáticas.</w:t>
-      </w:r>
-    </w:p>
-    <w:p>
-      <w:pPr>
-        <w:spacing w:after="80"/>
-      </w:pPr>
-      <w:r>
-        <w:rPr>
-          <w:b/>
-          <w:bCs/>
-          <w:color w:val="1FA6A2"/>
-          <w:sz w:val="22"/>
-          <w:szCs w:val="22"/>
-        </w:rPr>
-        <w:t xml:space="preserve">☐  </w:t>
-      </w:r>
-      <w:r>
-        <w:rPr>
-          <w:sz w:val="20"/>
-          <w:szCs w:val="20"/>
-        </w:rPr>
-        <w:t xml:space="preserve">I reread complete sentences and punctuation.</w:t>
-      </w:r>
-      <w:r>
-        <w:rPr>
-          <w:i/>
-          <w:iCs/>
-          <w:color w:val="5F6F80"/>
-          <w:sz w:val="18"/>
-          <w:szCs w:val="18"/>
-        </w:rPr>
-        <w:br/>
-        <w:t xml:space="preserve">Volví a leer mis oraciones completas y la puntuación.</w:t>
       </w:r>
     </w:p>
     <w:p>
@@ -5186,7 +4717,7 @@
           <w:sz w:val="20"/>
           <w:szCs w:val="20"/>
         </w:rPr>
-        <w:t xml:space="preserve">☐  I answered the question.</w:t>
+        <w:t xml:space="preserve">☐  The answer to the math question is correct.</w:t>
       </w:r>
     </w:p>
     <w:p>
@@ -5198,7 +4729,7 @@
           <w:sz w:val="20"/>
           <w:szCs w:val="20"/>
         </w:rPr>
-        <w:t xml:space="preserve">☐  I used math evidence: numbers, an equation, a model, or a comparison.</w:t>
+        <w:t xml:space="preserve">☐  The evidence is real lesson mathematics (numbers, equation, or model), not restated claim.</w:t>
       </w:r>
     </w:p>
     <w:p>
@@ -5210,31 +4741,7 @@
           <w:sz w:val="20"/>
           <w:szCs w:val="20"/>
         </w:rPr>
-        <w:t xml:space="preserve">☐  I explained how the evidence proves my answer.</w:t>
-      </w:r>
-    </w:p>
-    <w:p>
-      <w:pPr>
-        <w:spacing w:after="80"/>
-      </w:pPr>
-      <w:r>
-        <w:rPr>
-          <w:sz w:val="20"/>
-          <w:szCs w:val="20"/>
-        </w:rPr>
-        <w:t xml:space="preserve">☐  I used at least two math words.</w:t>
-      </w:r>
-    </w:p>
-    <w:p>
-      <w:pPr>
-        <w:spacing w:after="80"/>
-      </w:pPr>
-      <w:r>
-        <w:rPr>
-          <w:sz w:val="20"/>
-          <w:szCs w:val="20"/>
-        </w:rPr>
-        <w:t xml:space="preserve">☐  I reread complete sentences and punctuation.</w:t>
+        <w:t xml:space="preserve">☐  The support level changed the language scaffolding, never the mathematical expectation.</w:t>
       </w:r>
     </w:p>
     <w:sectPr>
